--- a/Praktikum/praktikum_1/Laporan Praktikum, GUIDE CODE/LAPORAN PRAKTIKUM.docx
+++ b/Praktikum/praktikum_1/Laporan Praktikum, GUIDE CODE/LAPORAN PRAKTIKUM.docx
@@ -633,7 +633,7 @@
                     <pic:cNvPicPr/>
                   </pic:nvPicPr>
                   <pic:blipFill>
-                    <a:blip r:embed="rId4"/>
+                    <a:blip r:embed="rId5"/>
                     <a:stretch>
                       <a:fillRect/>
                     </a:stretch>
@@ -2106,7 +2106,7 @@
                     <pic:cNvPicPr/>
                   </pic:nvPicPr>
                   <pic:blipFill>
-                    <a:blip r:embed="rId5"/>
+                    <a:blip r:embed="rId6"/>
                     <a:stretch>
                       <a:fillRect/>
                     </a:stretch>
@@ -2566,6 +2566,7 @@
       <w:r>
         <w:rPr>
           <w:rFonts w:ascii="Times New Roman" w:hAnsi="Times New Roman" w:cs="Times New Roman"/>
+          <w:noProof/>
         </w:rPr>
         <w:drawing>
           <wp:inline distT="0" distB="0" distL="0" distR="0" wp14:anchorId="1414BA48" wp14:editId="303040AE">
@@ -2583,7 +2584,7 @@
                     <pic:cNvPicPr/>
                   </pic:nvPicPr>
                   <pic:blipFill>
-                    <a:blip r:embed="rId6"/>
+                    <a:blip r:embed="rId7"/>
                     <a:stretch>
                       <a:fillRect/>
                     </a:stretch>
@@ -2784,6 +2785,7 @@
       <w:r>
         <w:rPr>
           <w:rFonts w:ascii="Times New Roman" w:hAnsi="Times New Roman" w:cs="Times New Roman"/>
+          <w:noProof/>
         </w:rPr>
         <w:drawing>
           <wp:inline distT="0" distB="0" distL="0" distR="0" wp14:anchorId="0A501EF5" wp14:editId="6C54A0A6">
@@ -2801,7 +2803,7 @@
                     <pic:cNvPicPr/>
                   </pic:nvPicPr>
                   <pic:blipFill>
-                    <a:blip r:embed="rId7"/>
+                    <a:blip r:embed="rId8"/>
                     <a:stretch>
                       <a:fillRect/>
                     </a:stretch>
@@ -2945,13 +2947,7 @@
         <w:rPr>
           <w:rFonts w:ascii="Times New Roman" w:hAnsi="Times New Roman" w:cs="Times New Roman"/>
         </w:rPr>
-        <w:t xml:space="preserve"> </w:t>
-      </w:r>
-      <w:r>
-        <w:rPr>
-          <w:rFonts w:ascii="Times New Roman" w:hAnsi="Times New Roman" w:cs="Times New Roman"/>
-        </w:rPr>
-        <w:t>E</w:t>
+        <w:t xml:space="preserve"> E</w:t>
       </w:r>
     </w:p>
     <w:p>
@@ -2964,6 +2960,7 @@
       <w:r>
         <w:rPr>
           <w:rFonts w:ascii="Times New Roman" w:hAnsi="Times New Roman" w:cs="Times New Roman"/>
+          <w:noProof/>
         </w:rPr>
         <w:drawing>
           <wp:inline distT="0" distB="0" distL="0" distR="0" wp14:anchorId="1DA741F9" wp14:editId="674922AC">
@@ -2981,7 +2978,7 @@
                     <pic:cNvPicPr/>
                   </pic:nvPicPr>
                   <pic:blipFill>
-                    <a:blip r:embed="rId8"/>
+                    <a:blip r:embed="rId9"/>
                     <a:stretch>
                       <a:fillRect/>
                     </a:stretch>
@@ -3161,6 +3158,7 @@
       <w:r>
         <w:rPr>
           <w:rFonts w:ascii="Times New Roman" w:hAnsi="Times New Roman" w:cs="Times New Roman"/>
+          <w:noProof/>
         </w:rPr>
         <w:drawing>
           <wp:inline distT="0" distB="0" distL="0" distR="0" wp14:anchorId="17960E03" wp14:editId="72A43525">
@@ -3178,7 +3176,7 @@
                     <pic:cNvPicPr/>
                   </pic:nvPicPr>
                   <pic:blipFill>
-                    <a:blip r:embed="rId9"/>
+                    <a:blip r:embed="rId10"/>
                     <a:stretch>
                       <a:fillRect/>
                     </a:stretch>
@@ -3209,6 +3207,7 @@
       <w:r>
         <w:rPr>
           <w:rFonts w:ascii="Times New Roman" w:hAnsi="Times New Roman" w:cs="Times New Roman"/>
+          <w:noProof/>
         </w:rPr>
         <w:drawing>
           <wp:inline distT="0" distB="0" distL="0" distR="0" wp14:anchorId="021FEAB0" wp14:editId="12F82022">
@@ -3226,7 +3225,7 @@
                     <pic:cNvPicPr/>
                   </pic:nvPicPr>
                   <pic:blipFill>
-                    <a:blip r:embed="rId10"/>
+                    <a:blip r:embed="rId11"/>
                     <a:stretch>
                       <a:fillRect/>
                     </a:stretch>
@@ -3411,13 +3410,7 @@
         <w:rPr>
           <w:rFonts w:ascii="Times New Roman" w:hAnsi="Times New Roman" w:cs="Times New Roman"/>
         </w:rPr>
-        <w:t xml:space="preserve"> </w:t>
-      </w:r>
-      <w:r>
-        <w:rPr>
-          <w:rFonts w:ascii="Times New Roman" w:hAnsi="Times New Roman" w:cs="Times New Roman"/>
-        </w:rPr>
-        <w:t>F</w:t>
+        <w:t xml:space="preserve"> F</w:t>
       </w:r>
     </w:p>
     <w:p>
@@ -3430,6 +3423,7 @@
       <w:r>
         <w:rPr>
           <w:rFonts w:ascii="Times New Roman" w:hAnsi="Times New Roman" w:cs="Times New Roman"/>
+          <w:noProof/>
         </w:rPr>
         <w:drawing>
           <wp:inline distT="0" distB="0" distL="0" distR="0" wp14:anchorId="22B69B06" wp14:editId="1B21E5E7">
@@ -3447,7 +3441,7 @@
                     <pic:cNvPicPr/>
                   </pic:nvPicPr>
                   <pic:blipFill>
-                    <a:blip r:embed="rId11"/>
+                    <a:blip r:embed="rId12"/>
                     <a:stretch>
                       <a:fillRect/>
                     </a:stretch>
@@ -3481,11 +3475,15 @@
         <w:jc w:val="both"/>
         <w:rPr>
           <w:rFonts w:ascii="Times New Roman" w:hAnsi="Times New Roman" w:cs="Times New Roman"/>
-        </w:rPr>
-      </w:pPr>
-      <w:r>
-        <w:rPr>
-          <w:rFonts w:ascii="Times New Roman" w:hAnsi="Times New Roman" w:cs="Times New Roman"/>
+          <w:b/>
+          <w:bCs/>
+        </w:rPr>
+      </w:pPr>
+      <w:r>
+        <w:rPr>
+          <w:rFonts w:ascii="Times New Roman" w:hAnsi="Times New Roman" w:cs="Times New Roman"/>
+          <w:b/>
+          <w:bCs/>
         </w:rPr>
         <w:t>LATIHAN MANDIRI</w:t>
       </w:r>
@@ -3627,14 +3625,14 @@
         <w:rPr>
           <w:rFonts w:ascii="Times New Roman" w:hAnsi="Times New Roman" w:cs="Times New Roman"/>
         </w:rPr>
-        <w:t>2. T</w:t>
-      </w:r>
-      <w:proofErr w:type="spellStart"/>
-      <w:r>
-        <w:rPr>
-          <w:rFonts w:ascii="Times New Roman" w:hAnsi="Times New Roman" w:cs="Times New Roman"/>
-        </w:rPr>
-        <w:t>ambahkan</w:t>
+        <w:t xml:space="preserve">2. </w:t>
+      </w:r>
+      <w:proofErr w:type="spellStart"/>
+      <w:r>
+        <w:rPr>
+          <w:rFonts w:ascii="Times New Roman" w:hAnsi="Times New Roman" w:cs="Times New Roman"/>
+        </w:rPr>
+        <w:t>Tambahkan</w:t>
       </w:r>
       <w:proofErr w:type="spellEnd"/>
       <w:r>
@@ -3739,14 +3737,14 @@
         <w:rPr>
           <w:rFonts w:ascii="Times New Roman" w:hAnsi="Times New Roman" w:cs="Times New Roman"/>
         </w:rPr>
-        <w:t>3. T</w:t>
-      </w:r>
-      <w:proofErr w:type="spellStart"/>
-      <w:r>
-        <w:rPr>
-          <w:rFonts w:ascii="Times New Roman" w:hAnsi="Times New Roman" w:cs="Times New Roman"/>
-        </w:rPr>
-        <w:t>ambahkan</w:t>
+        <w:t xml:space="preserve">3. </w:t>
+      </w:r>
+      <w:proofErr w:type="spellStart"/>
+      <w:r>
+        <w:rPr>
+          <w:rFonts w:ascii="Times New Roman" w:hAnsi="Times New Roman" w:cs="Times New Roman"/>
+        </w:rPr>
+        <w:t>Tambahkan</w:t>
       </w:r>
       <w:proofErr w:type="spellEnd"/>
       <w:r>
@@ -3823,14 +3821,14 @@
         <w:rPr>
           <w:rFonts w:ascii="Times New Roman" w:hAnsi="Times New Roman" w:cs="Times New Roman"/>
         </w:rPr>
-        <w:t>4. C</w:t>
-      </w:r>
-      <w:proofErr w:type="spellStart"/>
-      <w:r>
-        <w:rPr>
-          <w:rFonts w:ascii="Times New Roman" w:hAnsi="Times New Roman" w:cs="Times New Roman"/>
-        </w:rPr>
-        <w:t>egah</w:t>
+        <w:t xml:space="preserve">4. </w:t>
+      </w:r>
+      <w:proofErr w:type="spellStart"/>
+      <w:r>
+        <w:rPr>
+          <w:rFonts w:ascii="Times New Roman" w:hAnsi="Times New Roman" w:cs="Times New Roman"/>
+        </w:rPr>
+        <w:t>Cegah</w:t>
       </w:r>
       <w:proofErr w:type="spellEnd"/>
       <w:r>
@@ -3897,6 +3895,2127 @@
           <w:rFonts w:ascii="Times New Roman" w:hAnsi="Times New Roman" w:cs="Times New Roman"/>
         </w:rPr>
       </w:pPr>
+      <w:r>
+        <w:rPr>
+          <w:rFonts w:ascii="Times New Roman" w:hAnsi="Times New Roman" w:cs="Times New Roman"/>
+          <w:noProof/>
+        </w:rPr>
+        <w:lastRenderedPageBreak/>
+        <w:drawing>
+          <wp:inline distT="0" distB="0" distL="0" distR="0" wp14:anchorId="7D654317" wp14:editId="33DA9376">
+            <wp:extent cx="4329401" cy="4578824"/>
+            <wp:effectExtent l="0" t="0" r="0" b="0"/>
+            <wp:docPr id="1076872035" name="Picture 1"/>
+            <wp:cNvGraphicFramePr>
+              <a:graphicFrameLocks xmlns:a="http://schemas.openxmlformats.org/drawingml/2006/main" noChangeAspect="1"/>
+            </wp:cNvGraphicFramePr>
+            <a:graphic xmlns:a="http://schemas.openxmlformats.org/drawingml/2006/main">
+              <a:graphicData uri="http://schemas.openxmlformats.org/drawingml/2006/picture">
+                <pic:pic xmlns:pic="http://schemas.openxmlformats.org/drawingml/2006/picture">
+                  <pic:nvPicPr>
+                    <pic:cNvPr id="1076872035" name=""/>
+                    <pic:cNvPicPr/>
+                  </pic:nvPicPr>
+                  <pic:blipFill>
+                    <a:blip r:embed="rId13"/>
+                    <a:stretch>
+                      <a:fillRect/>
+                    </a:stretch>
+                  </pic:blipFill>
+                  <pic:spPr>
+                    <a:xfrm>
+                      <a:off x="0" y="0"/>
+                      <a:ext cx="4332424" cy="4582022"/>
+                    </a:xfrm>
+                    <a:prstGeom prst="rect">
+                      <a:avLst/>
+                    </a:prstGeom>
+                  </pic:spPr>
+                </pic:pic>
+              </a:graphicData>
+            </a:graphic>
+          </wp:inline>
+        </w:drawing>
+      </w:r>
+    </w:p>
+    <w:p>
+      <w:pPr>
+        <w:jc w:val="both"/>
+        <w:rPr>
+          <w:rFonts w:ascii="Times New Roman" w:hAnsi="Times New Roman" w:cs="Times New Roman"/>
+        </w:rPr>
+      </w:pPr>
+    </w:p>
+    <w:p>
+      <w:pPr>
+        <w:jc w:val="both"/>
+        <w:rPr>
+          <w:rFonts w:ascii="Times New Roman" w:hAnsi="Times New Roman" w:cs="Times New Roman"/>
+          <w:b/>
+          <w:bCs/>
+        </w:rPr>
+      </w:pPr>
+      <w:r>
+        <w:rPr>
+          <w:rFonts w:ascii="Times New Roman" w:hAnsi="Times New Roman" w:cs="Times New Roman"/>
+          <w:b/>
+          <w:bCs/>
+        </w:rPr>
+        <w:t>Hasil:</w:t>
+      </w:r>
+    </w:p>
+    <w:p>
+      <w:pPr>
+        <w:jc w:val="both"/>
+        <w:rPr>
+          <w:rFonts w:ascii="Times New Roman" w:hAnsi="Times New Roman" w:cs="Times New Roman"/>
+        </w:rPr>
+      </w:pPr>
+      <w:r>
+        <w:rPr>
+          <w:rFonts w:ascii="Times New Roman" w:hAnsi="Times New Roman" w:cs="Times New Roman"/>
+          <w:noProof/>
+        </w:rPr>
+        <w:drawing>
+          <wp:inline distT="0" distB="0" distL="0" distR="0" wp14:anchorId="235DC883" wp14:editId="71F50642">
+            <wp:extent cx="1625103" cy="3336878"/>
+            <wp:effectExtent l="0" t="0" r="0" b="0"/>
+            <wp:docPr id="1776482739" name="Picture 1"/>
+            <wp:cNvGraphicFramePr>
+              <a:graphicFrameLocks xmlns:a="http://schemas.openxmlformats.org/drawingml/2006/main" noChangeAspect="1"/>
+            </wp:cNvGraphicFramePr>
+            <a:graphic xmlns:a="http://schemas.openxmlformats.org/drawingml/2006/main">
+              <a:graphicData uri="http://schemas.openxmlformats.org/drawingml/2006/picture">
+                <pic:pic xmlns:pic="http://schemas.openxmlformats.org/drawingml/2006/picture">
+                  <pic:nvPicPr>
+                    <pic:cNvPr id="1776482739" name=""/>
+                    <pic:cNvPicPr/>
+                  </pic:nvPicPr>
+                  <pic:blipFill>
+                    <a:blip r:embed="rId14"/>
+                    <a:stretch>
+                      <a:fillRect/>
+                    </a:stretch>
+                  </pic:blipFill>
+                  <pic:spPr>
+                    <a:xfrm>
+                      <a:off x="0" y="0"/>
+                      <a:ext cx="1627185" cy="3341153"/>
+                    </a:xfrm>
+                    <a:prstGeom prst="rect">
+                      <a:avLst/>
+                    </a:prstGeom>
+                  </pic:spPr>
+                </pic:pic>
+              </a:graphicData>
+            </a:graphic>
+          </wp:inline>
+        </w:drawing>
+      </w:r>
+    </w:p>
+    <w:p>
+      <w:pPr>
+        <w:jc w:val="both"/>
+        <w:rPr>
+          <w:rFonts w:ascii="Times New Roman" w:hAnsi="Times New Roman" w:cs="Times New Roman"/>
+          <w:b/>
+          <w:bCs/>
+        </w:rPr>
+      </w:pPr>
+      <w:r>
+        <w:rPr>
+          <w:rFonts w:ascii="Times New Roman" w:hAnsi="Times New Roman" w:cs="Times New Roman"/>
+          <w:b/>
+          <w:bCs/>
+        </w:rPr>
+        <w:lastRenderedPageBreak/>
+        <w:t>TUGAS:</w:t>
+      </w:r>
+    </w:p>
+    <w:p>
+      <w:pPr>
+        <w:jc w:val="both"/>
+        <w:rPr>
+          <w:rFonts w:ascii="Times New Roman" w:hAnsi="Times New Roman" w:cs="Times New Roman"/>
+        </w:rPr>
+      </w:pPr>
+      <w:r>
+        <w:rPr>
+          <w:rFonts w:ascii="Times New Roman" w:hAnsi="Times New Roman" w:cs="Times New Roman"/>
+        </w:rPr>
+        <w:t xml:space="preserve">Buat </w:t>
+      </w:r>
+      <w:proofErr w:type="spellStart"/>
+      <w:r>
+        <w:rPr>
+          <w:rFonts w:ascii="Times New Roman" w:hAnsi="Times New Roman" w:cs="Times New Roman"/>
+        </w:rPr>
+        <w:t>aplikasi</w:t>
+      </w:r>
+      <w:proofErr w:type="spellEnd"/>
+      <w:r>
+        <w:rPr>
+          <w:rFonts w:ascii="Times New Roman" w:hAnsi="Times New Roman" w:cs="Times New Roman"/>
+        </w:rPr>
+        <w:t xml:space="preserve"> "Kartu </w:t>
+      </w:r>
+      <w:proofErr w:type="spellStart"/>
+      <w:r>
+        <w:rPr>
+          <w:rFonts w:ascii="Times New Roman" w:hAnsi="Times New Roman" w:cs="Times New Roman"/>
+        </w:rPr>
+        <w:t>Perkenalan</w:t>
+      </w:r>
+      <w:proofErr w:type="spellEnd"/>
+      <w:r>
+        <w:rPr>
+          <w:rFonts w:ascii="Times New Roman" w:hAnsi="Times New Roman" w:cs="Times New Roman"/>
+        </w:rPr>
+        <w:t xml:space="preserve">" </w:t>
+      </w:r>
+      <w:proofErr w:type="spellStart"/>
+      <w:r>
+        <w:rPr>
+          <w:rFonts w:ascii="Times New Roman" w:hAnsi="Times New Roman" w:cs="Times New Roman"/>
+        </w:rPr>
+        <w:t>satu</w:t>
+      </w:r>
+      <w:proofErr w:type="spellEnd"/>
+      <w:r>
+        <w:rPr>
+          <w:rFonts w:ascii="Times New Roman" w:hAnsi="Times New Roman" w:cs="Times New Roman"/>
+        </w:rPr>
+        <w:t xml:space="preserve"> </w:t>
+      </w:r>
+      <w:proofErr w:type="spellStart"/>
+      <w:r>
+        <w:rPr>
+          <w:rFonts w:ascii="Times New Roman" w:hAnsi="Times New Roman" w:cs="Times New Roman"/>
+        </w:rPr>
+        <w:t>halaman</w:t>
+      </w:r>
+      <w:proofErr w:type="spellEnd"/>
+      <w:r>
+        <w:rPr>
+          <w:rFonts w:ascii="Times New Roman" w:hAnsi="Times New Roman" w:cs="Times New Roman"/>
+        </w:rPr>
+        <w:t xml:space="preserve"> yang </w:t>
+      </w:r>
+      <w:proofErr w:type="spellStart"/>
+      <w:r>
+        <w:rPr>
+          <w:rFonts w:ascii="Times New Roman" w:hAnsi="Times New Roman" w:cs="Times New Roman"/>
+        </w:rPr>
+        <w:t>menampilkan</w:t>
+      </w:r>
+      <w:proofErr w:type="spellEnd"/>
+      <w:r>
+        <w:rPr>
+          <w:rFonts w:ascii="Times New Roman" w:hAnsi="Times New Roman" w:cs="Times New Roman"/>
+        </w:rPr>
+        <w:t xml:space="preserve">: </w:t>
+      </w:r>
+      <w:proofErr w:type="spellStart"/>
+      <w:r>
+        <w:rPr>
+          <w:rFonts w:ascii="Times New Roman" w:hAnsi="Times New Roman" w:cs="Times New Roman"/>
+        </w:rPr>
+        <w:t>foto</w:t>
+      </w:r>
+      <w:proofErr w:type="spellEnd"/>
+      <w:r>
+        <w:rPr>
+          <w:rFonts w:ascii="Times New Roman" w:hAnsi="Times New Roman" w:cs="Times New Roman"/>
+        </w:rPr>
+        <w:t xml:space="preserve">/ikon, nama, NIM, </w:t>
+      </w:r>
+      <w:proofErr w:type="spellStart"/>
+      <w:r>
+        <w:rPr>
+          <w:rFonts w:ascii="Times New Roman" w:hAnsi="Times New Roman" w:cs="Times New Roman"/>
+        </w:rPr>
+        <w:t>jurusan</w:t>
+      </w:r>
+      <w:proofErr w:type="spellEnd"/>
+      <w:r>
+        <w:rPr>
+          <w:rFonts w:ascii="Times New Roman" w:hAnsi="Times New Roman" w:cs="Times New Roman"/>
+        </w:rPr>
+        <w:t xml:space="preserve">, dan </w:t>
+      </w:r>
+      <w:proofErr w:type="spellStart"/>
+      <w:r>
+        <w:rPr>
+          <w:rFonts w:ascii="Times New Roman" w:hAnsi="Times New Roman" w:cs="Times New Roman"/>
+        </w:rPr>
+        <w:t>hobi</w:t>
+      </w:r>
+      <w:proofErr w:type="spellEnd"/>
+      <w:r>
+        <w:rPr>
+          <w:rFonts w:ascii="Times New Roman" w:hAnsi="Times New Roman" w:cs="Times New Roman"/>
+        </w:rPr>
+        <w:t xml:space="preserve"> </w:t>
+      </w:r>
+      <w:proofErr w:type="spellStart"/>
+      <w:r>
+        <w:rPr>
+          <w:rFonts w:ascii="Times New Roman" w:hAnsi="Times New Roman" w:cs="Times New Roman"/>
+        </w:rPr>
+        <w:t>menggunakan</w:t>
+      </w:r>
+      <w:proofErr w:type="spellEnd"/>
+      <w:r>
+        <w:rPr>
+          <w:rFonts w:ascii="Times New Roman" w:hAnsi="Times New Roman" w:cs="Times New Roman"/>
+        </w:rPr>
+        <w:t xml:space="preserve"> Column, Text, Icon, dan </w:t>
+      </w:r>
+      <w:proofErr w:type="spellStart"/>
+      <w:r>
+        <w:rPr>
+          <w:rFonts w:ascii="Times New Roman" w:hAnsi="Times New Roman" w:cs="Times New Roman"/>
+        </w:rPr>
+        <w:t>SizedBox</w:t>
+      </w:r>
+      <w:proofErr w:type="spellEnd"/>
+      <w:r>
+        <w:rPr>
+          <w:rFonts w:ascii="Times New Roman" w:hAnsi="Times New Roman" w:cs="Times New Roman"/>
+        </w:rPr>
+        <w:t xml:space="preserve">. </w:t>
+      </w:r>
+      <w:proofErr w:type="spellStart"/>
+      <w:r>
+        <w:rPr>
+          <w:rFonts w:ascii="Times New Roman" w:hAnsi="Times New Roman" w:cs="Times New Roman"/>
+        </w:rPr>
+        <w:t>Kumpulkan</w:t>
+      </w:r>
+      <w:proofErr w:type="spellEnd"/>
+      <w:r>
+        <w:rPr>
+          <w:rFonts w:ascii="Times New Roman" w:hAnsi="Times New Roman" w:cs="Times New Roman"/>
+        </w:rPr>
+        <w:t xml:space="preserve"> </w:t>
+      </w:r>
+      <w:proofErr w:type="spellStart"/>
+      <w:r>
+        <w:rPr>
+          <w:rFonts w:ascii="Times New Roman" w:hAnsi="Times New Roman" w:cs="Times New Roman"/>
+        </w:rPr>
+        <w:t>berupa</w:t>
+      </w:r>
+      <w:proofErr w:type="spellEnd"/>
+      <w:r>
+        <w:rPr>
+          <w:rFonts w:ascii="Times New Roman" w:hAnsi="Times New Roman" w:cs="Times New Roman"/>
+        </w:rPr>
+        <w:t xml:space="preserve"> </w:t>
+      </w:r>
+      <w:proofErr w:type="spellStart"/>
+      <w:r>
+        <w:rPr>
+          <w:rFonts w:ascii="Times New Roman" w:hAnsi="Times New Roman" w:cs="Times New Roman"/>
+        </w:rPr>
+        <w:t>tangkapan</w:t>
+      </w:r>
+      <w:proofErr w:type="spellEnd"/>
+      <w:r>
+        <w:rPr>
+          <w:rFonts w:ascii="Times New Roman" w:hAnsi="Times New Roman" w:cs="Times New Roman"/>
+        </w:rPr>
+        <w:t xml:space="preserve"> </w:t>
+      </w:r>
+      <w:proofErr w:type="spellStart"/>
+      <w:r>
+        <w:rPr>
+          <w:rFonts w:ascii="Times New Roman" w:hAnsi="Times New Roman" w:cs="Times New Roman"/>
+        </w:rPr>
+        <w:t>layar</w:t>
+      </w:r>
+      <w:proofErr w:type="spellEnd"/>
+      <w:r>
+        <w:rPr>
+          <w:rFonts w:ascii="Times New Roman" w:hAnsi="Times New Roman" w:cs="Times New Roman"/>
+        </w:rPr>
+        <w:t xml:space="preserve"> </w:t>
+      </w:r>
+      <w:proofErr w:type="spellStart"/>
+      <w:r>
+        <w:rPr>
+          <w:rFonts w:ascii="Times New Roman" w:hAnsi="Times New Roman" w:cs="Times New Roman"/>
+        </w:rPr>
+        <w:t>aplikasi</w:t>
+      </w:r>
+      <w:proofErr w:type="spellEnd"/>
+      <w:r>
+        <w:rPr>
+          <w:rFonts w:ascii="Times New Roman" w:hAnsi="Times New Roman" w:cs="Times New Roman"/>
+        </w:rPr>
+        <w:t xml:space="preserve"> </w:t>
+      </w:r>
+      <w:proofErr w:type="spellStart"/>
+      <w:r>
+        <w:rPr>
+          <w:rFonts w:ascii="Times New Roman" w:hAnsi="Times New Roman" w:cs="Times New Roman"/>
+        </w:rPr>
+        <w:t>berjalan</w:t>
+      </w:r>
+      <w:proofErr w:type="spellEnd"/>
+      <w:r>
+        <w:rPr>
+          <w:rFonts w:ascii="Times New Roman" w:hAnsi="Times New Roman" w:cs="Times New Roman"/>
+        </w:rPr>
+        <w:t xml:space="preserve"> dan </w:t>
+      </w:r>
+      <w:proofErr w:type="spellStart"/>
+      <w:r>
+        <w:rPr>
+          <w:rFonts w:ascii="Times New Roman" w:hAnsi="Times New Roman" w:cs="Times New Roman"/>
+        </w:rPr>
+        <w:t>tautan</w:t>
+      </w:r>
+      <w:proofErr w:type="spellEnd"/>
+      <w:r>
+        <w:rPr>
+          <w:rFonts w:ascii="Times New Roman" w:hAnsi="Times New Roman" w:cs="Times New Roman"/>
+        </w:rPr>
+        <w:t xml:space="preserve"> </w:t>
+      </w:r>
+      <w:proofErr w:type="spellStart"/>
+      <w:r>
+        <w:rPr>
+          <w:rFonts w:ascii="Times New Roman" w:hAnsi="Times New Roman" w:cs="Times New Roman"/>
+        </w:rPr>
+        <w:t>repositori</w:t>
+      </w:r>
+      <w:proofErr w:type="spellEnd"/>
+      <w:r>
+        <w:rPr>
+          <w:rFonts w:ascii="Times New Roman" w:hAnsi="Times New Roman" w:cs="Times New Roman"/>
+        </w:rPr>
+        <w:t xml:space="preserve"> (</w:t>
+      </w:r>
+      <w:proofErr w:type="spellStart"/>
+      <w:r>
+        <w:rPr>
+          <w:rFonts w:ascii="Times New Roman" w:hAnsi="Times New Roman" w:cs="Times New Roman"/>
+        </w:rPr>
+        <w:t>atau</w:t>
+      </w:r>
+      <w:proofErr w:type="spellEnd"/>
+      <w:r>
+        <w:rPr>
+          <w:rFonts w:ascii="Times New Roman" w:hAnsi="Times New Roman" w:cs="Times New Roman"/>
+        </w:rPr>
+        <w:t xml:space="preserve"> </w:t>
+      </w:r>
+      <w:proofErr w:type="spellStart"/>
+      <w:r>
+        <w:rPr>
+          <w:rFonts w:ascii="Times New Roman" w:hAnsi="Times New Roman" w:cs="Times New Roman"/>
+        </w:rPr>
+        <w:t>berkas</w:t>
+      </w:r>
+      <w:proofErr w:type="spellEnd"/>
+      <w:r>
+        <w:rPr>
+          <w:rFonts w:ascii="Times New Roman" w:hAnsi="Times New Roman" w:cs="Times New Roman"/>
+        </w:rPr>
+        <w:t xml:space="preserve"> </w:t>
+      </w:r>
+      <w:proofErr w:type="spellStart"/>
+      <w:proofErr w:type="gramStart"/>
+      <w:r>
+        <w:rPr>
+          <w:rFonts w:ascii="Times New Roman" w:hAnsi="Times New Roman" w:cs="Times New Roman"/>
+        </w:rPr>
+        <w:t>main.dart</w:t>
+      </w:r>
+      <w:proofErr w:type="spellEnd"/>
+      <w:proofErr w:type="gramEnd"/>
+      <w:r>
+        <w:rPr>
+          <w:rFonts w:ascii="Times New Roman" w:hAnsi="Times New Roman" w:cs="Times New Roman"/>
+        </w:rPr>
+        <w:t>).</w:t>
+      </w:r>
+    </w:p>
+    <w:p>
+      <w:pPr>
+        <w:jc w:val="both"/>
+        <w:rPr>
+          <w:rFonts w:ascii="Times New Roman" w:hAnsi="Times New Roman" w:cs="Times New Roman"/>
+        </w:rPr>
+      </w:pPr>
+      <w:r>
+        <w:rPr>
+          <w:rFonts w:ascii="Times New Roman" w:hAnsi="Times New Roman" w:cs="Times New Roman"/>
+          <w:noProof/>
+        </w:rPr>
+        <w:drawing>
+          <wp:inline distT="0" distB="0" distL="0" distR="0" wp14:anchorId="15FD30FC" wp14:editId="2D4CE5D3">
+            <wp:extent cx="4207439" cy="1415180"/>
+            <wp:effectExtent l="0" t="0" r="3175" b="0"/>
+            <wp:docPr id="850893918" name="Picture 1"/>
+            <wp:cNvGraphicFramePr>
+              <a:graphicFrameLocks xmlns:a="http://schemas.openxmlformats.org/drawingml/2006/main" noChangeAspect="1"/>
+            </wp:cNvGraphicFramePr>
+            <a:graphic xmlns:a="http://schemas.openxmlformats.org/drawingml/2006/main">
+              <a:graphicData uri="http://schemas.openxmlformats.org/drawingml/2006/picture">
+                <pic:pic xmlns:pic="http://schemas.openxmlformats.org/drawingml/2006/picture">
+                  <pic:nvPicPr>
+                    <pic:cNvPr id="850893918" name=""/>
+                    <pic:cNvPicPr/>
+                  </pic:nvPicPr>
+                  <pic:blipFill>
+                    <a:blip r:embed="rId15"/>
+                    <a:stretch>
+                      <a:fillRect/>
+                    </a:stretch>
+                  </pic:blipFill>
+                  <pic:spPr>
+                    <a:xfrm>
+                      <a:off x="0" y="0"/>
+                      <a:ext cx="4207439" cy="1415180"/>
+                    </a:xfrm>
+                    <a:prstGeom prst="rect">
+                      <a:avLst/>
+                    </a:prstGeom>
+                  </pic:spPr>
+                </pic:pic>
+              </a:graphicData>
+            </a:graphic>
+          </wp:inline>
+        </w:drawing>
+      </w:r>
+    </w:p>
+    <w:p>
+      <w:pPr>
+        <w:jc w:val="both"/>
+        <w:rPr>
+          <w:rFonts w:ascii="Times New Roman" w:hAnsi="Times New Roman" w:cs="Times New Roman"/>
+        </w:rPr>
+      </w:pPr>
+      <w:r>
+        <w:rPr>
+          <w:rFonts w:ascii="Times New Roman" w:hAnsi="Times New Roman" w:cs="Times New Roman"/>
+          <w:noProof/>
+        </w:rPr>
+        <w:drawing>
+          <wp:inline distT="0" distB="0" distL="0" distR="0" wp14:anchorId="67DAB31E" wp14:editId="4C167611">
+            <wp:extent cx="4114908" cy="4038706"/>
+            <wp:effectExtent l="0" t="0" r="0" b="0"/>
+            <wp:docPr id="1912122089" name="Picture 1"/>
+            <wp:cNvGraphicFramePr>
+              <a:graphicFrameLocks xmlns:a="http://schemas.openxmlformats.org/drawingml/2006/main" noChangeAspect="1"/>
+            </wp:cNvGraphicFramePr>
+            <a:graphic xmlns:a="http://schemas.openxmlformats.org/drawingml/2006/main">
+              <a:graphicData uri="http://schemas.openxmlformats.org/drawingml/2006/picture">
+                <pic:pic xmlns:pic="http://schemas.openxmlformats.org/drawingml/2006/picture">
+                  <pic:nvPicPr>
+                    <pic:cNvPr id="1912122089" name=""/>
+                    <pic:cNvPicPr/>
+                  </pic:nvPicPr>
+                  <pic:blipFill>
+                    <a:blip r:embed="rId16"/>
+                    <a:stretch>
+                      <a:fillRect/>
+                    </a:stretch>
+                  </pic:blipFill>
+                  <pic:spPr>
+                    <a:xfrm>
+                      <a:off x="0" y="0"/>
+                      <a:ext cx="4114908" cy="4038706"/>
+                    </a:xfrm>
+                    <a:prstGeom prst="rect">
+                      <a:avLst/>
+                    </a:prstGeom>
+                  </pic:spPr>
+                </pic:pic>
+              </a:graphicData>
+            </a:graphic>
+          </wp:inline>
+        </w:drawing>
+      </w:r>
+    </w:p>
+    <w:p>
+      <w:pPr>
+        <w:jc w:val="both"/>
+        <w:rPr>
+          <w:rFonts w:ascii="Times New Roman" w:hAnsi="Times New Roman" w:cs="Times New Roman"/>
+        </w:rPr>
+      </w:pPr>
+      <w:r>
+        <w:rPr>
+          <w:rFonts w:ascii="Times New Roman" w:hAnsi="Times New Roman" w:cs="Times New Roman"/>
+          <w:noProof/>
+        </w:rPr>
+        <w:lastRenderedPageBreak/>
+        <w:drawing>
+          <wp:inline distT="0" distB="0" distL="0" distR="0" wp14:anchorId="3E9D8183" wp14:editId="02BD51C7">
+            <wp:extent cx="3828197" cy="3357035"/>
+            <wp:effectExtent l="0" t="0" r="1270" b="0"/>
+            <wp:docPr id="1909052007" name="Picture 1"/>
+            <wp:cNvGraphicFramePr>
+              <a:graphicFrameLocks xmlns:a="http://schemas.openxmlformats.org/drawingml/2006/main" noChangeAspect="1"/>
+            </wp:cNvGraphicFramePr>
+            <a:graphic xmlns:a="http://schemas.openxmlformats.org/drawingml/2006/main">
+              <a:graphicData uri="http://schemas.openxmlformats.org/drawingml/2006/picture">
+                <pic:pic xmlns:pic="http://schemas.openxmlformats.org/drawingml/2006/picture">
+                  <pic:nvPicPr>
+                    <pic:cNvPr id="1909052007" name=""/>
+                    <pic:cNvPicPr/>
+                  </pic:nvPicPr>
+                  <pic:blipFill>
+                    <a:blip r:embed="rId17"/>
+                    <a:stretch>
+                      <a:fillRect/>
+                    </a:stretch>
+                  </pic:blipFill>
+                  <pic:spPr>
+                    <a:xfrm>
+                      <a:off x="0" y="0"/>
+                      <a:ext cx="3845661" cy="3372350"/>
+                    </a:xfrm>
+                    <a:prstGeom prst="rect">
+                      <a:avLst/>
+                    </a:prstGeom>
+                  </pic:spPr>
+                </pic:pic>
+              </a:graphicData>
+            </a:graphic>
+          </wp:inline>
+        </w:drawing>
+      </w:r>
+    </w:p>
+    <w:p>
+      <w:pPr>
+        <w:jc w:val="both"/>
+        <w:rPr>
+          <w:rFonts w:ascii="Times New Roman" w:hAnsi="Times New Roman" w:cs="Times New Roman"/>
+        </w:rPr>
+      </w:pPr>
+    </w:p>
+    <w:p>
+      <w:pPr>
+        <w:jc w:val="both"/>
+        <w:rPr>
+          <w:rFonts w:ascii="Times New Roman" w:hAnsi="Times New Roman" w:cs="Times New Roman"/>
+          <w:b/>
+          <w:bCs/>
+        </w:rPr>
+      </w:pPr>
+      <w:r>
+        <w:rPr>
+          <w:rFonts w:ascii="Times New Roman" w:hAnsi="Times New Roman" w:cs="Times New Roman"/>
+          <w:b/>
+          <w:bCs/>
+        </w:rPr>
+        <w:t>HASIL:</w:t>
+      </w:r>
+    </w:p>
+    <w:p>
+      <w:pPr>
+        <w:jc w:val="both"/>
+        <w:rPr>
+          <w:rFonts w:ascii="Times New Roman" w:hAnsi="Times New Roman" w:cs="Times New Roman"/>
+        </w:rPr>
+      </w:pPr>
+      <w:r>
+        <w:rPr>
+          <w:rFonts w:ascii="Times New Roman" w:hAnsi="Times New Roman" w:cs="Times New Roman"/>
+          <w:noProof/>
+        </w:rPr>
+        <w:drawing>
+          <wp:inline distT="0" distB="0" distL="0" distR="0" wp14:anchorId="5365ABA9" wp14:editId="7AECE51A">
+            <wp:extent cx="2347415" cy="4717655"/>
+            <wp:effectExtent l="0" t="0" r="0" b="6985"/>
+            <wp:docPr id="384651169" name="Picture 1"/>
+            <wp:cNvGraphicFramePr>
+              <a:graphicFrameLocks xmlns:a="http://schemas.openxmlformats.org/drawingml/2006/main" noChangeAspect="1"/>
+            </wp:cNvGraphicFramePr>
+            <a:graphic xmlns:a="http://schemas.openxmlformats.org/drawingml/2006/main">
+              <a:graphicData uri="http://schemas.openxmlformats.org/drawingml/2006/picture">
+                <pic:pic xmlns:pic="http://schemas.openxmlformats.org/drawingml/2006/picture">
+                  <pic:nvPicPr>
+                    <pic:cNvPr id="384651169" name=""/>
+                    <pic:cNvPicPr/>
+                  </pic:nvPicPr>
+                  <pic:blipFill>
+                    <a:blip r:embed="rId18"/>
+                    <a:stretch>
+                      <a:fillRect/>
+                    </a:stretch>
+                  </pic:blipFill>
+                  <pic:spPr>
+                    <a:xfrm>
+                      <a:off x="0" y="0"/>
+                      <a:ext cx="2351852" cy="4726572"/>
+                    </a:xfrm>
+                    <a:prstGeom prst="rect">
+                      <a:avLst/>
+                    </a:prstGeom>
+                  </pic:spPr>
+                </pic:pic>
+              </a:graphicData>
+            </a:graphic>
+          </wp:inline>
+        </w:drawing>
+      </w:r>
+    </w:p>
+    <w:p>
+      <w:pPr>
+        <w:pStyle w:val="ListParagraph"/>
+        <w:numPr>
+          <w:ilvl w:val="0"/>
+          <w:numId w:val="7"/>
+        </w:numPr>
+        <w:jc w:val="both"/>
+        <w:rPr>
+          <w:rFonts w:ascii="Times New Roman" w:hAnsi="Times New Roman" w:cs="Times New Roman"/>
+        </w:rPr>
+      </w:pPr>
+      <w:r>
+        <w:rPr>
+          <w:rFonts w:ascii="Times New Roman" w:hAnsi="Times New Roman" w:cs="Times New Roman"/>
+        </w:rPr>
+        <w:lastRenderedPageBreak/>
+        <w:t xml:space="preserve">Apa </w:t>
+      </w:r>
+      <w:proofErr w:type="spellStart"/>
+      <w:r>
+        <w:rPr>
+          <w:rFonts w:ascii="Times New Roman" w:hAnsi="Times New Roman" w:cs="Times New Roman"/>
+        </w:rPr>
+        <w:t>perbedaan</w:t>
+      </w:r>
+      <w:proofErr w:type="spellEnd"/>
+      <w:r>
+        <w:rPr>
+          <w:rFonts w:ascii="Times New Roman" w:hAnsi="Times New Roman" w:cs="Times New Roman"/>
+        </w:rPr>
+        <w:t xml:space="preserve"> </w:t>
+      </w:r>
+      <w:proofErr w:type="spellStart"/>
+      <w:r>
+        <w:rPr>
+          <w:rFonts w:ascii="Times New Roman" w:hAnsi="Times New Roman" w:cs="Times New Roman"/>
+        </w:rPr>
+        <w:t>StatelessWidget</w:t>
+      </w:r>
+      <w:proofErr w:type="spellEnd"/>
+      <w:r>
+        <w:rPr>
+          <w:rFonts w:ascii="Times New Roman" w:hAnsi="Times New Roman" w:cs="Times New Roman"/>
+        </w:rPr>
+        <w:t xml:space="preserve"> dan </w:t>
+      </w:r>
+      <w:proofErr w:type="spellStart"/>
+      <w:r>
+        <w:rPr>
+          <w:rFonts w:ascii="Times New Roman" w:hAnsi="Times New Roman" w:cs="Times New Roman"/>
+        </w:rPr>
+        <w:t>StatefulWidget</w:t>
+      </w:r>
+      <w:proofErr w:type="spellEnd"/>
+      <w:r>
+        <w:rPr>
+          <w:rFonts w:ascii="Times New Roman" w:hAnsi="Times New Roman" w:cs="Times New Roman"/>
+        </w:rPr>
+        <w:t>?</w:t>
+      </w:r>
+    </w:p>
+    <w:p>
+      <w:pPr>
+        <w:pStyle w:val="ListParagraph"/>
+        <w:jc w:val="both"/>
+        <w:rPr>
+          <w:rFonts w:ascii="Times New Roman" w:hAnsi="Times New Roman" w:cs="Times New Roman"/>
+        </w:rPr>
+      </w:pPr>
+      <w:r>
+        <w:rPr>
+          <w:rFonts w:ascii="Times New Roman" w:hAnsi="Times New Roman" w:cs="Times New Roman"/>
+        </w:rPr>
+        <w:t xml:space="preserve">Jawab: </w:t>
+      </w:r>
+      <w:proofErr w:type="spellStart"/>
+      <w:r>
+        <w:rPr>
+          <w:rFonts w:ascii="Times New Roman" w:hAnsi="Times New Roman" w:cs="Times New Roman"/>
+        </w:rPr>
+        <w:t>StatelessWidget</w:t>
+      </w:r>
+      <w:proofErr w:type="spellEnd"/>
+      <w:r>
+        <w:rPr>
+          <w:rFonts w:ascii="Times New Roman" w:hAnsi="Times New Roman" w:cs="Times New Roman"/>
+        </w:rPr>
+        <w:t xml:space="preserve"> </w:t>
+      </w:r>
+      <w:proofErr w:type="spellStart"/>
+      <w:r>
+        <w:rPr>
+          <w:rFonts w:ascii="Times New Roman" w:hAnsi="Times New Roman" w:cs="Times New Roman"/>
+        </w:rPr>
+        <w:t>itu</w:t>
+      </w:r>
+      <w:proofErr w:type="spellEnd"/>
+      <w:r>
+        <w:rPr>
+          <w:rFonts w:ascii="Times New Roman" w:hAnsi="Times New Roman" w:cs="Times New Roman"/>
+        </w:rPr>
+        <w:t xml:space="preserve"> </w:t>
+      </w:r>
+      <w:proofErr w:type="spellStart"/>
+      <w:r>
+        <w:rPr>
+          <w:rFonts w:ascii="Times New Roman" w:hAnsi="Times New Roman" w:cs="Times New Roman"/>
+        </w:rPr>
+        <w:t>komponen</w:t>
+      </w:r>
+      <w:proofErr w:type="spellEnd"/>
+      <w:r>
+        <w:rPr>
+          <w:rFonts w:ascii="Times New Roman" w:hAnsi="Times New Roman" w:cs="Times New Roman"/>
+        </w:rPr>
+        <w:t xml:space="preserve"> statis yang </w:t>
+      </w:r>
+      <w:proofErr w:type="spellStart"/>
+      <w:r>
+        <w:rPr>
+          <w:rFonts w:ascii="Times New Roman" w:hAnsi="Times New Roman" w:cs="Times New Roman"/>
+        </w:rPr>
+        <w:t>tampilannya</w:t>
+      </w:r>
+      <w:proofErr w:type="spellEnd"/>
+      <w:r>
+        <w:rPr>
+          <w:rFonts w:ascii="Times New Roman" w:hAnsi="Times New Roman" w:cs="Times New Roman"/>
+        </w:rPr>
+        <w:t xml:space="preserve"> </w:t>
+      </w:r>
+      <w:proofErr w:type="spellStart"/>
+      <w:r>
+        <w:rPr>
+          <w:rFonts w:ascii="Times New Roman" w:hAnsi="Times New Roman" w:cs="Times New Roman"/>
+        </w:rPr>
+        <w:t>nggak</w:t>
+      </w:r>
+      <w:proofErr w:type="spellEnd"/>
+      <w:r>
+        <w:rPr>
+          <w:rFonts w:ascii="Times New Roman" w:hAnsi="Times New Roman" w:cs="Times New Roman"/>
+        </w:rPr>
+        <w:t xml:space="preserve"> </w:t>
+      </w:r>
+      <w:proofErr w:type="spellStart"/>
+      <w:r>
+        <w:rPr>
+          <w:rFonts w:ascii="Times New Roman" w:hAnsi="Times New Roman" w:cs="Times New Roman"/>
+        </w:rPr>
+        <w:t>bakal</w:t>
+      </w:r>
+      <w:proofErr w:type="spellEnd"/>
+      <w:r>
+        <w:rPr>
+          <w:rFonts w:ascii="Times New Roman" w:hAnsi="Times New Roman" w:cs="Times New Roman"/>
+        </w:rPr>
+        <w:t xml:space="preserve"> </w:t>
+      </w:r>
+      <w:proofErr w:type="spellStart"/>
+      <w:r>
+        <w:rPr>
+          <w:rFonts w:ascii="Times New Roman" w:hAnsi="Times New Roman" w:cs="Times New Roman"/>
+        </w:rPr>
+        <w:t>berubah</w:t>
+      </w:r>
+      <w:proofErr w:type="spellEnd"/>
+      <w:r>
+        <w:rPr>
+          <w:rFonts w:ascii="Times New Roman" w:hAnsi="Times New Roman" w:cs="Times New Roman"/>
+        </w:rPr>
+        <w:t xml:space="preserve"> </w:t>
+      </w:r>
+      <w:proofErr w:type="spellStart"/>
+      <w:r>
+        <w:rPr>
+          <w:rFonts w:ascii="Times New Roman" w:hAnsi="Times New Roman" w:cs="Times New Roman"/>
+        </w:rPr>
+        <w:t>setelah</w:t>
+      </w:r>
+      <w:proofErr w:type="spellEnd"/>
+      <w:r>
+        <w:rPr>
+          <w:rFonts w:ascii="Times New Roman" w:hAnsi="Times New Roman" w:cs="Times New Roman"/>
+        </w:rPr>
+        <w:t xml:space="preserve"> </w:t>
+      </w:r>
+      <w:proofErr w:type="spellStart"/>
+      <w:r>
+        <w:rPr>
+          <w:rFonts w:ascii="Times New Roman" w:hAnsi="Times New Roman" w:cs="Times New Roman"/>
+        </w:rPr>
+        <w:t>dibuat</w:t>
+      </w:r>
+      <w:proofErr w:type="spellEnd"/>
+      <w:r>
+        <w:rPr>
+          <w:rFonts w:ascii="Times New Roman" w:hAnsi="Times New Roman" w:cs="Times New Roman"/>
+        </w:rPr>
+        <w:t xml:space="preserve"> </w:t>
+      </w:r>
+      <w:proofErr w:type="spellStart"/>
+      <w:r>
+        <w:rPr>
+          <w:rFonts w:ascii="Times New Roman" w:hAnsi="Times New Roman" w:cs="Times New Roman"/>
+        </w:rPr>
+        <w:t>karena</w:t>
+      </w:r>
+      <w:proofErr w:type="spellEnd"/>
+      <w:r>
+        <w:rPr>
+          <w:rFonts w:ascii="Times New Roman" w:hAnsi="Times New Roman" w:cs="Times New Roman"/>
+        </w:rPr>
+        <w:t xml:space="preserve"> </w:t>
+      </w:r>
+      <w:proofErr w:type="spellStart"/>
+      <w:r>
+        <w:rPr>
+          <w:rFonts w:ascii="Times New Roman" w:hAnsi="Times New Roman" w:cs="Times New Roman"/>
+        </w:rPr>
+        <w:t>nggak</w:t>
+      </w:r>
+      <w:proofErr w:type="spellEnd"/>
+      <w:r>
+        <w:rPr>
+          <w:rFonts w:ascii="Times New Roman" w:hAnsi="Times New Roman" w:cs="Times New Roman"/>
+        </w:rPr>
+        <w:t xml:space="preserve"> punya state internal, </w:t>
+      </w:r>
+      <w:proofErr w:type="spellStart"/>
+      <w:r>
+        <w:rPr>
+          <w:rFonts w:ascii="Times New Roman" w:hAnsi="Times New Roman" w:cs="Times New Roman"/>
+        </w:rPr>
+        <w:t>sedangkan</w:t>
+      </w:r>
+      <w:proofErr w:type="spellEnd"/>
+      <w:r>
+        <w:rPr>
+          <w:rFonts w:ascii="Times New Roman" w:hAnsi="Times New Roman" w:cs="Times New Roman"/>
+        </w:rPr>
+        <w:t xml:space="preserve"> </w:t>
+      </w:r>
+      <w:proofErr w:type="spellStart"/>
+      <w:r>
+        <w:rPr>
+          <w:rFonts w:ascii="Times New Roman" w:hAnsi="Times New Roman" w:cs="Times New Roman"/>
+        </w:rPr>
+        <w:t>StatefulWidget</w:t>
+      </w:r>
+      <w:proofErr w:type="spellEnd"/>
+      <w:r>
+        <w:rPr>
+          <w:rFonts w:ascii="Times New Roman" w:hAnsi="Times New Roman" w:cs="Times New Roman"/>
+        </w:rPr>
+        <w:t xml:space="preserve"> </w:t>
+      </w:r>
+      <w:proofErr w:type="spellStart"/>
+      <w:r>
+        <w:rPr>
+          <w:rFonts w:ascii="Times New Roman" w:hAnsi="Times New Roman" w:cs="Times New Roman"/>
+        </w:rPr>
+        <w:t>itu</w:t>
+      </w:r>
+      <w:proofErr w:type="spellEnd"/>
+      <w:r>
+        <w:rPr>
+          <w:rFonts w:ascii="Times New Roman" w:hAnsi="Times New Roman" w:cs="Times New Roman"/>
+        </w:rPr>
+        <w:t xml:space="preserve"> </w:t>
+      </w:r>
+      <w:proofErr w:type="spellStart"/>
+      <w:r>
+        <w:rPr>
+          <w:rFonts w:ascii="Times New Roman" w:hAnsi="Times New Roman" w:cs="Times New Roman"/>
+        </w:rPr>
+        <w:t>dinamis</w:t>
+      </w:r>
+      <w:proofErr w:type="spellEnd"/>
+      <w:r>
+        <w:rPr>
+          <w:rFonts w:ascii="Times New Roman" w:hAnsi="Times New Roman" w:cs="Times New Roman"/>
+        </w:rPr>
+        <w:t xml:space="preserve"> dan </w:t>
+      </w:r>
+      <w:proofErr w:type="spellStart"/>
+      <w:r>
+        <w:rPr>
+          <w:rFonts w:ascii="Times New Roman" w:hAnsi="Times New Roman" w:cs="Times New Roman"/>
+        </w:rPr>
+        <w:t>bisa</w:t>
+      </w:r>
+      <w:proofErr w:type="spellEnd"/>
+      <w:r>
+        <w:rPr>
+          <w:rFonts w:ascii="Times New Roman" w:hAnsi="Times New Roman" w:cs="Times New Roman"/>
+        </w:rPr>
+        <w:t xml:space="preserve"> </w:t>
+      </w:r>
+      <w:proofErr w:type="spellStart"/>
+      <w:r>
+        <w:rPr>
+          <w:rFonts w:ascii="Times New Roman" w:hAnsi="Times New Roman" w:cs="Times New Roman"/>
+        </w:rPr>
+        <w:t>berubah</w:t>
+      </w:r>
+      <w:proofErr w:type="spellEnd"/>
+      <w:r>
+        <w:rPr>
+          <w:rFonts w:ascii="Times New Roman" w:hAnsi="Times New Roman" w:cs="Times New Roman"/>
+        </w:rPr>
+        <w:t xml:space="preserve"> </w:t>
+      </w:r>
+      <w:proofErr w:type="spellStart"/>
+      <w:r>
+        <w:rPr>
+          <w:rFonts w:ascii="Times New Roman" w:hAnsi="Times New Roman" w:cs="Times New Roman"/>
+        </w:rPr>
+        <w:t>sewaktu-waktu</w:t>
+      </w:r>
+      <w:proofErr w:type="spellEnd"/>
+      <w:r>
+        <w:rPr>
+          <w:rFonts w:ascii="Times New Roman" w:hAnsi="Times New Roman" w:cs="Times New Roman"/>
+        </w:rPr>
+        <w:t xml:space="preserve"> </w:t>
+      </w:r>
+      <w:proofErr w:type="spellStart"/>
+      <w:r>
+        <w:rPr>
+          <w:rFonts w:ascii="Times New Roman" w:hAnsi="Times New Roman" w:cs="Times New Roman"/>
+        </w:rPr>
+        <w:t>selama</w:t>
+      </w:r>
+      <w:proofErr w:type="spellEnd"/>
+      <w:r>
+        <w:rPr>
+          <w:rFonts w:ascii="Times New Roman" w:hAnsi="Times New Roman" w:cs="Times New Roman"/>
+        </w:rPr>
+        <w:t xml:space="preserve"> </w:t>
+      </w:r>
+      <w:proofErr w:type="spellStart"/>
+      <w:r>
+        <w:rPr>
+          <w:rFonts w:ascii="Times New Roman" w:hAnsi="Times New Roman" w:cs="Times New Roman"/>
+        </w:rPr>
+        <w:t>aplikasi</w:t>
+      </w:r>
+      <w:proofErr w:type="spellEnd"/>
+      <w:r>
+        <w:rPr>
+          <w:rFonts w:ascii="Times New Roman" w:hAnsi="Times New Roman" w:cs="Times New Roman"/>
+        </w:rPr>
+        <w:t xml:space="preserve"> </w:t>
+      </w:r>
+      <w:proofErr w:type="spellStart"/>
+      <w:r>
+        <w:rPr>
+          <w:rFonts w:ascii="Times New Roman" w:hAnsi="Times New Roman" w:cs="Times New Roman"/>
+        </w:rPr>
+        <w:t>jalan</w:t>
+      </w:r>
+      <w:proofErr w:type="spellEnd"/>
+      <w:r>
+        <w:rPr>
+          <w:rFonts w:ascii="Times New Roman" w:hAnsi="Times New Roman" w:cs="Times New Roman"/>
+        </w:rPr>
+        <w:t xml:space="preserve"> </w:t>
+      </w:r>
+      <w:proofErr w:type="spellStart"/>
+      <w:r>
+        <w:rPr>
+          <w:rFonts w:ascii="Times New Roman" w:hAnsi="Times New Roman" w:cs="Times New Roman"/>
+        </w:rPr>
+        <w:t>karena</w:t>
+      </w:r>
+      <w:proofErr w:type="spellEnd"/>
+      <w:r>
+        <w:rPr>
+          <w:rFonts w:ascii="Times New Roman" w:hAnsi="Times New Roman" w:cs="Times New Roman"/>
+        </w:rPr>
+        <w:t xml:space="preserve"> punya </w:t>
+      </w:r>
+      <w:proofErr w:type="spellStart"/>
+      <w:r>
+        <w:rPr>
+          <w:rFonts w:ascii="Times New Roman" w:hAnsi="Times New Roman" w:cs="Times New Roman"/>
+        </w:rPr>
+        <w:t>kelas</w:t>
+      </w:r>
+      <w:proofErr w:type="spellEnd"/>
+      <w:r>
+        <w:rPr>
+          <w:rFonts w:ascii="Times New Roman" w:hAnsi="Times New Roman" w:cs="Times New Roman"/>
+        </w:rPr>
+        <w:t xml:space="preserve"> State </w:t>
+      </w:r>
+      <w:proofErr w:type="spellStart"/>
+      <w:r>
+        <w:rPr>
+          <w:rFonts w:ascii="Times New Roman" w:hAnsi="Times New Roman" w:cs="Times New Roman"/>
+        </w:rPr>
+        <w:t>khusus</w:t>
+      </w:r>
+      <w:proofErr w:type="spellEnd"/>
+      <w:r>
+        <w:rPr>
+          <w:rFonts w:ascii="Times New Roman" w:hAnsi="Times New Roman" w:cs="Times New Roman"/>
+        </w:rPr>
+        <w:t xml:space="preserve"> buat </w:t>
+      </w:r>
+      <w:proofErr w:type="spellStart"/>
+      <w:r>
+        <w:rPr>
+          <w:rFonts w:ascii="Times New Roman" w:hAnsi="Times New Roman" w:cs="Times New Roman"/>
+        </w:rPr>
+        <w:t>menyimpan</w:t>
+      </w:r>
+      <w:proofErr w:type="spellEnd"/>
+      <w:r>
+        <w:rPr>
+          <w:rFonts w:ascii="Times New Roman" w:hAnsi="Times New Roman" w:cs="Times New Roman"/>
+        </w:rPr>
+        <w:t xml:space="preserve"> data </w:t>
+      </w:r>
+      <w:proofErr w:type="spellStart"/>
+      <w:r>
+        <w:rPr>
+          <w:rFonts w:ascii="Times New Roman" w:hAnsi="Times New Roman" w:cs="Times New Roman"/>
+        </w:rPr>
+        <w:t>terupdate</w:t>
+      </w:r>
+      <w:proofErr w:type="spellEnd"/>
+      <w:r>
+        <w:rPr>
+          <w:rFonts w:ascii="Times New Roman" w:hAnsi="Times New Roman" w:cs="Times New Roman"/>
+        </w:rPr>
+        <w:t>.</w:t>
+      </w:r>
+    </w:p>
+    <w:p>
+      <w:pPr>
+        <w:pStyle w:val="ListParagraph"/>
+        <w:jc w:val="both"/>
+        <w:rPr>
+          <w:rFonts w:ascii="Times New Roman" w:hAnsi="Times New Roman" w:cs="Times New Roman"/>
+        </w:rPr>
+      </w:pPr>
+    </w:p>
+    <w:p>
+      <w:pPr>
+        <w:pStyle w:val="ListParagraph"/>
+        <w:numPr>
+          <w:ilvl w:val="0"/>
+          <w:numId w:val="7"/>
+        </w:numPr>
+        <w:jc w:val="both"/>
+        <w:rPr>
+          <w:rFonts w:ascii="Times New Roman" w:hAnsi="Times New Roman" w:cs="Times New Roman"/>
+        </w:rPr>
+      </w:pPr>
+      <w:proofErr w:type="spellStart"/>
+      <w:r>
+        <w:rPr>
+          <w:rFonts w:ascii="Times New Roman" w:hAnsi="Times New Roman" w:cs="Times New Roman"/>
+        </w:rPr>
+        <w:t>Mengapa</w:t>
+      </w:r>
+      <w:proofErr w:type="spellEnd"/>
+      <w:r>
+        <w:rPr>
+          <w:rFonts w:ascii="Times New Roman" w:hAnsi="Times New Roman" w:cs="Times New Roman"/>
+        </w:rPr>
+        <w:t xml:space="preserve"> </w:t>
+      </w:r>
+      <w:proofErr w:type="spellStart"/>
+      <w:r>
+        <w:rPr>
+          <w:rFonts w:ascii="Times New Roman" w:hAnsi="Times New Roman" w:cs="Times New Roman"/>
+        </w:rPr>
+        <w:t>perubahan</w:t>
+      </w:r>
+      <w:proofErr w:type="spellEnd"/>
+      <w:r>
+        <w:rPr>
+          <w:rFonts w:ascii="Times New Roman" w:hAnsi="Times New Roman" w:cs="Times New Roman"/>
+        </w:rPr>
+        <w:t xml:space="preserve"> </w:t>
+      </w:r>
+      <w:proofErr w:type="spellStart"/>
+      <w:r>
+        <w:rPr>
+          <w:rFonts w:ascii="Times New Roman" w:hAnsi="Times New Roman" w:cs="Times New Roman"/>
+        </w:rPr>
+        <w:t>variabel</w:t>
+      </w:r>
+      <w:proofErr w:type="spellEnd"/>
+      <w:r>
+        <w:rPr>
+          <w:rFonts w:ascii="Times New Roman" w:hAnsi="Times New Roman" w:cs="Times New Roman"/>
+        </w:rPr>
+        <w:t xml:space="preserve"> _count </w:t>
+      </w:r>
+      <w:proofErr w:type="spellStart"/>
+      <w:r>
+        <w:rPr>
+          <w:rFonts w:ascii="Times New Roman" w:hAnsi="Times New Roman" w:cs="Times New Roman"/>
+        </w:rPr>
+        <w:t>perlu</w:t>
+      </w:r>
+      <w:proofErr w:type="spellEnd"/>
+      <w:r>
+        <w:rPr>
+          <w:rFonts w:ascii="Times New Roman" w:hAnsi="Times New Roman" w:cs="Times New Roman"/>
+        </w:rPr>
+        <w:t xml:space="preserve"> </w:t>
+      </w:r>
+      <w:proofErr w:type="spellStart"/>
+      <w:r>
+        <w:rPr>
+          <w:rFonts w:ascii="Times New Roman" w:hAnsi="Times New Roman" w:cs="Times New Roman"/>
+        </w:rPr>
+        <w:t>dibungkus</w:t>
+      </w:r>
+      <w:proofErr w:type="spellEnd"/>
+      <w:r>
+        <w:rPr>
+          <w:rFonts w:ascii="Times New Roman" w:hAnsi="Times New Roman" w:cs="Times New Roman"/>
+        </w:rPr>
+        <w:t xml:space="preserve"> </w:t>
+      </w:r>
+      <w:proofErr w:type="spellStart"/>
+      <w:proofErr w:type="gramStart"/>
+      <w:r>
+        <w:rPr>
+          <w:rFonts w:ascii="Times New Roman" w:hAnsi="Times New Roman" w:cs="Times New Roman"/>
+        </w:rPr>
+        <w:t>setState</w:t>
+      </w:r>
+      <w:proofErr w:type="spellEnd"/>
+      <w:r>
+        <w:rPr>
+          <w:rFonts w:ascii="Times New Roman" w:hAnsi="Times New Roman" w:cs="Times New Roman"/>
+        </w:rPr>
+        <w:t>(</w:t>
+      </w:r>
+      <w:proofErr w:type="gramEnd"/>
+      <w:r>
+        <w:rPr>
+          <w:rFonts w:ascii="Times New Roman" w:hAnsi="Times New Roman" w:cs="Times New Roman"/>
+        </w:rPr>
+        <w:t xml:space="preserve">)? </w:t>
+      </w:r>
+    </w:p>
+    <w:p>
+      <w:pPr>
+        <w:pStyle w:val="ListParagraph"/>
+        <w:jc w:val="both"/>
+        <w:rPr>
+          <w:rFonts w:ascii="Times New Roman" w:hAnsi="Times New Roman" w:cs="Times New Roman"/>
+        </w:rPr>
+      </w:pPr>
+      <w:r>
+        <w:rPr>
+          <w:rFonts w:ascii="Times New Roman" w:hAnsi="Times New Roman" w:cs="Times New Roman"/>
+        </w:rPr>
+        <w:t xml:space="preserve">Jawab: </w:t>
+      </w:r>
+      <w:r>
+        <w:rPr>
+          <w:rFonts w:ascii="Times New Roman" w:hAnsi="Times New Roman" w:cs="Times New Roman"/>
+        </w:rPr>
+        <w:t xml:space="preserve">Flutter </w:t>
+      </w:r>
+      <w:proofErr w:type="spellStart"/>
+      <w:r>
+        <w:rPr>
+          <w:rFonts w:ascii="Times New Roman" w:hAnsi="Times New Roman" w:cs="Times New Roman"/>
+        </w:rPr>
+        <w:t>tidak</w:t>
+      </w:r>
+      <w:proofErr w:type="spellEnd"/>
+      <w:r>
+        <w:rPr>
+          <w:rFonts w:ascii="Times New Roman" w:hAnsi="Times New Roman" w:cs="Times New Roman"/>
+        </w:rPr>
+        <w:t xml:space="preserve"> </w:t>
+      </w:r>
+      <w:proofErr w:type="spellStart"/>
+      <w:r>
+        <w:rPr>
+          <w:rFonts w:ascii="Times New Roman" w:hAnsi="Times New Roman" w:cs="Times New Roman"/>
+        </w:rPr>
+        <w:t>bakal</w:t>
+      </w:r>
+      <w:proofErr w:type="spellEnd"/>
+      <w:r>
+        <w:rPr>
+          <w:rFonts w:ascii="Times New Roman" w:hAnsi="Times New Roman" w:cs="Times New Roman"/>
+        </w:rPr>
+        <w:t xml:space="preserve"> </w:t>
+      </w:r>
+      <w:proofErr w:type="spellStart"/>
+      <w:r>
+        <w:rPr>
+          <w:rFonts w:ascii="Times New Roman" w:hAnsi="Times New Roman" w:cs="Times New Roman"/>
+        </w:rPr>
+        <w:t>peka</w:t>
+      </w:r>
+      <w:proofErr w:type="spellEnd"/>
+      <w:r>
+        <w:rPr>
+          <w:rFonts w:ascii="Times New Roman" w:hAnsi="Times New Roman" w:cs="Times New Roman"/>
+        </w:rPr>
+        <w:t xml:space="preserve"> </w:t>
+      </w:r>
+      <w:proofErr w:type="spellStart"/>
+      <w:r>
+        <w:rPr>
+          <w:rFonts w:ascii="Times New Roman" w:hAnsi="Times New Roman" w:cs="Times New Roman"/>
+        </w:rPr>
+        <w:t>kalau</w:t>
+      </w:r>
+      <w:proofErr w:type="spellEnd"/>
+      <w:r>
+        <w:rPr>
+          <w:rFonts w:ascii="Times New Roman" w:hAnsi="Times New Roman" w:cs="Times New Roman"/>
+        </w:rPr>
+        <w:t xml:space="preserve"> </w:t>
+      </w:r>
+      <w:proofErr w:type="spellStart"/>
+      <w:r>
+        <w:rPr>
+          <w:rFonts w:ascii="Times New Roman" w:hAnsi="Times New Roman" w:cs="Times New Roman"/>
+        </w:rPr>
+        <w:t>ada</w:t>
+      </w:r>
+      <w:proofErr w:type="spellEnd"/>
+      <w:r>
+        <w:rPr>
+          <w:rFonts w:ascii="Times New Roman" w:hAnsi="Times New Roman" w:cs="Times New Roman"/>
+        </w:rPr>
+        <w:t xml:space="preserve"> data </w:t>
+      </w:r>
+      <w:proofErr w:type="spellStart"/>
+      <w:r>
+        <w:rPr>
+          <w:rFonts w:ascii="Times New Roman" w:hAnsi="Times New Roman" w:cs="Times New Roman"/>
+        </w:rPr>
+        <w:t>berubah</w:t>
+      </w:r>
+      <w:proofErr w:type="spellEnd"/>
+      <w:r>
+        <w:rPr>
+          <w:rFonts w:ascii="Times New Roman" w:hAnsi="Times New Roman" w:cs="Times New Roman"/>
+        </w:rPr>
+        <w:t xml:space="preserve"> di </w:t>
+      </w:r>
+      <w:proofErr w:type="spellStart"/>
+      <w:r>
+        <w:rPr>
+          <w:rFonts w:ascii="Times New Roman" w:hAnsi="Times New Roman" w:cs="Times New Roman"/>
+        </w:rPr>
+        <w:t>memori</w:t>
+      </w:r>
+      <w:proofErr w:type="spellEnd"/>
+      <w:r>
+        <w:rPr>
+          <w:rFonts w:ascii="Times New Roman" w:hAnsi="Times New Roman" w:cs="Times New Roman"/>
+        </w:rPr>
+        <w:t xml:space="preserve">, </w:t>
+      </w:r>
+      <w:proofErr w:type="spellStart"/>
+      <w:r>
+        <w:rPr>
+          <w:rFonts w:ascii="Times New Roman" w:hAnsi="Times New Roman" w:cs="Times New Roman"/>
+        </w:rPr>
+        <w:t>jadi</w:t>
+      </w:r>
+      <w:proofErr w:type="spellEnd"/>
+      <w:r>
+        <w:rPr>
+          <w:rFonts w:ascii="Times New Roman" w:hAnsi="Times New Roman" w:cs="Times New Roman"/>
+        </w:rPr>
+        <w:t xml:space="preserve"> </w:t>
+      </w:r>
+      <w:proofErr w:type="spellStart"/>
+      <w:r>
+        <w:rPr>
+          <w:rFonts w:ascii="Times New Roman" w:hAnsi="Times New Roman" w:cs="Times New Roman"/>
+        </w:rPr>
+        <w:t>perubahan</w:t>
+      </w:r>
+      <w:proofErr w:type="spellEnd"/>
+      <w:r>
+        <w:rPr>
+          <w:rFonts w:ascii="Times New Roman" w:hAnsi="Times New Roman" w:cs="Times New Roman"/>
+        </w:rPr>
+        <w:t xml:space="preserve"> _count </w:t>
+      </w:r>
+      <w:proofErr w:type="spellStart"/>
+      <w:r>
+        <w:rPr>
+          <w:rFonts w:ascii="Times New Roman" w:hAnsi="Times New Roman" w:cs="Times New Roman"/>
+        </w:rPr>
+        <w:t>wajib</w:t>
+      </w:r>
+      <w:proofErr w:type="spellEnd"/>
+      <w:r>
+        <w:rPr>
+          <w:rFonts w:ascii="Times New Roman" w:hAnsi="Times New Roman" w:cs="Times New Roman"/>
+        </w:rPr>
+        <w:t xml:space="preserve"> </w:t>
+      </w:r>
+      <w:proofErr w:type="spellStart"/>
+      <w:r>
+        <w:rPr>
+          <w:rFonts w:ascii="Times New Roman" w:hAnsi="Times New Roman" w:cs="Times New Roman"/>
+        </w:rPr>
+        <w:t>dibungkus</w:t>
+      </w:r>
+      <w:proofErr w:type="spellEnd"/>
+      <w:r>
+        <w:rPr>
+          <w:rFonts w:ascii="Times New Roman" w:hAnsi="Times New Roman" w:cs="Times New Roman"/>
+        </w:rPr>
+        <w:t xml:space="preserve"> </w:t>
+      </w:r>
+      <w:proofErr w:type="spellStart"/>
+      <w:proofErr w:type="gramStart"/>
+      <w:r>
+        <w:rPr>
+          <w:rFonts w:ascii="Times New Roman" w:hAnsi="Times New Roman" w:cs="Times New Roman"/>
+        </w:rPr>
+        <w:t>setState</w:t>
+      </w:r>
+      <w:proofErr w:type="spellEnd"/>
+      <w:r>
+        <w:rPr>
+          <w:rFonts w:ascii="Times New Roman" w:hAnsi="Times New Roman" w:cs="Times New Roman"/>
+        </w:rPr>
+        <w:t>(</w:t>
+      </w:r>
+      <w:proofErr w:type="gramEnd"/>
+      <w:r>
+        <w:rPr>
+          <w:rFonts w:ascii="Times New Roman" w:hAnsi="Times New Roman" w:cs="Times New Roman"/>
+        </w:rPr>
+        <w:t xml:space="preserve">) </w:t>
+      </w:r>
+      <w:proofErr w:type="spellStart"/>
+      <w:r>
+        <w:rPr>
+          <w:rFonts w:ascii="Times New Roman" w:hAnsi="Times New Roman" w:cs="Times New Roman"/>
+        </w:rPr>
+        <w:t>biar</w:t>
+      </w:r>
+      <w:proofErr w:type="spellEnd"/>
+      <w:r>
+        <w:rPr>
+          <w:rFonts w:ascii="Times New Roman" w:hAnsi="Times New Roman" w:cs="Times New Roman"/>
+        </w:rPr>
+        <w:t xml:space="preserve"> </w:t>
+      </w:r>
+      <w:proofErr w:type="spellStart"/>
+      <w:r>
+        <w:rPr>
+          <w:rFonts w:ascii="Times New Roman" w:hAnsi="Times New Roman" w:cs="Times New Roman"/>
+        </w:rPr>
+        <w:t>fungsi</w:t>
+      </w:r>
+      <w:proofErr w:type="spellEnd"/>
+      <w:r>
+        <w:rPr>
+          <w:rFonts w:ascii="Times New Roman" w:hAnsi="Times New Roman" w:cs="Times New Roman"/>
+        </w:rPr>
+        <w:t xml:space="preserve"> </w:t>
+      </w:r>
+      <w:proofErr w:type="spellStart"/>
+      <w:r>
+        <w:rPr>
+          <w:rFonts w:ascii="Times New Roman" w:hAnsi="Times New Roman" w:cs="Times New Roman"/>
+        </w:rPr>
+        <w:t>ini</w:t>
+      </w:r>
+      <w:proofErr w:type="spellEnd"/>
+      <w:r>
+        <w:rPr>
+          <w:rFonts w:ascii="Times New Roman" w:hAnsi="Times New Roman" w:cs="Times New Roman"/>
+        </w:rPr>
+        <w:t xml:space="preserve"> </w:t>
+      </w:r>
+      <w:proofErr w:type="spellStart"/>
+      <w:r>
+        <w:rPr>
+          <w:rFonts w:ascii="Times New Roman" w:hAnsi="Times New Roman" w:cs="Times New Roman"/>
+        </w:rPr>
+        <w:t>bisa</w:t>
+      </w:r>
+      <w:proofErr w:type="spellEnd"/>
+      <w:r>
+        <w:rPr>
+          <w:rFonts w:ascii="Times New Roman" w:hAnsi="Times New Roman" w:cs="Times New Roman"/>
+        </w:rPr>
+        <w:t xml:space="preserve"> </w:t>
+      </w:r>
+      <w:proofErr w:type="spellStart"/>
+      <w:r>
+        <w:rPr>
+          <w:rFonts w:ascii="Times New Roman" w:hAnsi="Times New Roman" w:cs="Times New Roman"/>
+        </w:rPr>
+        <w:t>ngasih</w:t>
+      </w:r>
+      <w:proofErr w:type="spellEnd"/>
+      <w:r>
+        <w:rPr>
+          <w:rFonts w:ascii="Times New Roman" w:hAnsi="Times New Roman" w:cs="Times New Roman"/>
+        </w:rPr>
+        <w:t xml:space="preserve"> </w:t>
+      </w:r>
+      <w:proofErr w:type="spellStart"/>
+      <w:r>
+        <w:rPr>
+          <w:rFonts w:ascii="Times New Roman" w:hAnsi="Times New Roman" w:cs="Times New Roman"/>
+        </w:rPr>
+        <w:t>tahu</w:t>
+      </w:r>
+      <w:proofErr w:type="spellEnd"/>
+      <w:r>
+        <w:rPr>
+          <w:rFonts w:ascii="Times New Roman" w:hAnsi="Times New Roman" w:cs="Times New Roman"/>
+        </w:rPr>
+        <w:t xml:space="preserve"> Flutter </w:t>
+      </w:r>
+      <w:proofErr w:type="spellStart"/>
+      <w:r>
+        <w:rPr>
+          <w:rFonts w:ascii="Times New Roman" w:hAnsi="Times New Roman" w:cs="Times New Roman"/>
+        </w:rPr>
+        <w:t>untuk</w:t>
+      </w:r>
+      <w:proofErr w:type="spellEnd"/>
+      <w:r>
+        <w:rPr>
+          <w:rFonts w:ascii="Times New Roman" w:hAnsi="Times New Roman" w:cs="Times New Roman"/>
+        </w:rPr>
+        <w:t xml:space="preserve"> </w:t>
+      </w:r>
+      <w:proofErr w:type="spellStart"/>
+      <w:r>
+        <w:rPr>
+          <w:rFonts w:ascii="Times New Roman" w:hAnsi="Times New Roman" w:cs="Times New Roman"/>
+        </w:rPr>
+        <w:t>langsung</w:t>
+      </w:r>
+      <w:proofErr w:type="spellEnd"/>
+      <w:r>
+        <w:rPr>
+          <w:rFonts w:ascii="Times New Roman" w:hAnsi="Times New Roman" w:cs="Times New Roman"/>
+        </w:rPr>
+        <w:t xml:space="preserve"> </w:t>
+      </w:r>
+      <w:proofErr w:type="spellStart"/>
+      <w:r>
+        <w:rPr>
+          <w:rFonts w:ascii="Times New Roman" w:hAnsi="Times New Roman" w:cs="Times New Roman"/>
+        </w:rPr>
+        <w:t>memicu</w:t>
+      </w:r>
+      <w:proofErr w:type="spellEnd"/>
+      <w:r>
+        <w:rPr>
+          <w:rFonts w:ascii="Times New Roman" w:hAnsi="Times New Roman" w:cs="Times New Roman"/>
+        </w:rPr>
+        <w:t xml:space="preserve"> re-render dan </w:t>
+      </w:r>
+      <w:proofErr w:type="spellStart"/>
+      <w:r>
+        <w:rPr>
+          <w:rFonts w:ascii="Times New Roman" w:hAnsi="Times New Roman" w:cs="Times New Roman"/>
+        </w:rPr>
+        <w:t>memperbarui</w:t>
+      </w:r>
+      <w:proofErr w:type="spellEnd"/>
+      <w:r>
+        <w:rPr>
+          <w:rFonts w:ascii="Times New Roman" w:hAnsi="Times New Roman" w:cs="Times New Roman"/>
+        </w:rPr>
+        <w:t xml:space="preserve"> </w:t>
+      </w:r>
+      <w:proofErr w:type="spellStart"/>
+      <w:r>
+        <w:rPr>
+          <w:rFonts w:ascii="Times New Roman" w:hAnsi="Times New Roman" w:cs="Times New Roman"/>
+        </w:rPr>
+        <w:t>tampilan</w:t>
+      </w:r>
+      <w:proofErr w:type="spellEnd"/>
+      <w:r>
+        <w:rPr>
+          <w:rFonts w:ascii="Times New Roman" w:hAnsi="Times New Roman" w:cs="Times New Roman"/>
+        </w:rPr>
+        <w:t xml:space="preserve"> </w:t>
+      </w:r>
+      <w:proofErr w:type="spellStart"/>
+      <w:r>
+        <w:rPr>
+          <w:rFonts w:ascii="Times New Roman" w:hAnsi="Times New Roman" w:cs="Times New Roman"/>
+        </w:rPr>
+        <w:t>angka</w:t>
+      </w:r>
+      <w:proofErr w:type="spellEnd"/>
+      <w:r>
+        <w:rPr>
+          <w:rFonts w:ascii="Times New Roman" w:hAnsi="Times New Roman" w:cs="Times New Roman"/>
+        </w:rPr>
+        <w:t xml:space="preserve"> </w:t>
+      </w:r>
+      <w:proofErr w:type="spellStart"/>
+      <w:r>
+        <w:rPr>
+          <w:rFonts w:ascii="Times New Roman" w:hAnsi="Times New Roman" w:cs="Times New Roman"/>
+        </w:rPr>
+        <w:t>baru</w:t>
+      </w:r>
+      <w:proofErr w:type="spellEnd"/>
+      <w:r>
+        <w:rPr>
+          <w:rFonts w:ascii="Times New Roman" w:hAnsi="Times New Roman" w:cs="Times New Roman"/>
+        </w:rPr>
+        <w:t xml:space="preserve"> di </w:t>
+      </w:r>
+      <w:proofErr w:type="spellStart"/>
+      <w:r>
+        <w:rPr>
+          <w:rFonts w:ascii="Times New Roman" w:hAnsi="Times New Roman" w:cs="Times New Roman"/>
+        </w:rPr>
+        <w:t>layar</w:t>
+      </w:r>
+      <w:proofErr w:type="spellEnd"/>
+      <w:r>
+        <w:rPr>
+          <w:rFonts w:ascii="Times New Roman" w:hAnsi="Times New Roman" w:cs="Times New Roman"/>
+        </w:rPr>
+        <w:t xml:space="preserve"> user.</w:t>
+      </w:r>
+    </w:p>
+    <w:p>
+      <w:pPr>
+        <w:pStyle w:val="ListParagraph"/>
+        <w:jc w:val="both"/>
+        <w:rPr>
+          <w:rFonts w:ascii="Times New Roman" w:hAnsi="Times New Roman" w:cs="Times New Roman"/>
+        </w:rPr>
+      </w:pPr>
+    </w:p>
+    <w:p>
+      <w:pPr>
+        <w:pStyle w:val="ListParagraph"/>
+        <w:numPr>
+          <w:ilvl w:val="0"/>
+          <w:numId w:val="7"/>
+        </w:numPr>
+        <w:jc w:val="both"/>
+        <w:rPr>
+          <w:rFonts w:ascii="Times New Roman" w:hAnsi="Times New Roman" w:cs="Times New Roman"/>
+        </w:rPr>
+      </w:pPr>
+      <w:r>
+        <w:rPr>
+          <w:rFonts w:ascii="Times New Roman" w:hAnsi="Times New Roman" w:cs="Times New Roman"/>
+        </w:rPr>
+        <w:t xml:space="preserve">Apa </w:t>
+      </w:r>
+      <w:proofErr w:type="spellStart"/>
+      <w:r>
+        <w:rPr>
+          <w:rFonts w:ascii="Times New Roman" w:hAnsi="Times New Roman" w:cs="Times New Roman"/>
+        </w:rPr>
+        <w:t>keuntungan</w:t>
+      </w:r>
+      <w:proofErr w:type="spellEnd"/>
+      <w:r>
+        <w:rPr>
+          <w:rFonts w:ascii="Times New Roman" w:hAnsi="Times New Roman" w:cs="Times New Roman"/>
+        </w:rPr>
+        <w:t xml:space="preserve"> hot reload </w:t>
+      </w:r>
+      <w:proofErr w:type="spellStart"/>
+      <w:r>
+        <w:rPr>
+          <w:rFonts w:ascii="Times New Roman" w:hAnsi="Times New Roman" w:cs="Times New Roman"/>
+        </w:rPr>
+        <w:t>dibanding</w:t>
+      </w:r>
+      <w:proofErr w:type="spellEnd"/>
+      <w:r>
+        <w:rPr>
+          <w:rFonts w:ascii="Times New Roman" w:hAnsi="Times New Roman" w:cs="Times New Roman"/>
+        </w:rPr>
+        <w:t xml:space="preserve"> rebuild </w:t>
+      </w:r>
+      <w:proofErr w:type="spellStart"/>
+      <w:r>
+        <w:rPr>
+          <w:rFonts w:ascii="Times New Roman" w:hAnsi="Times New Roman" w:cs="Times New Roman"/>
+        </w:rPr>
+        <w:t>penuh</w:t>
+      </w:r>
+      <w:proofErr w:type="spellEnd"/>
+      <w:r>
+        <w:rPr>
+          <w:rFonts w:ascii="Times New Roman" w:hAnsi="Times New Roman" w:cs="Times New Roman"/>
+        </w:rPr>
+        <w:t>?</w:t>
+      </w:r>
+    </w:p>
+    <w:p>
+      <w:pPr>
+        <w:pStyle w:val="ListParagraph"/>
+        <w:rPr>
+          <w:rFonts w:ascii="Times New Roman" w:hAnsi="Times New Roman" w:cs="Times New Roman"/>
+        </w:rPr>
+      </w:pPr>
+      <w:r>
+        <w:rPr>
+          <w:rFonts w:ascii="Times New Roman" w:hAnsi="Times New Roman" w:cs="Times New Roman"/>
+        </w:rPr>
+        <w:t xml:space="preserve">Jawab: </w:t>
+      </w:r>
+      <w:r>
+        <w:rPr>
+          <w:rFonts w:ascii="Times New Roman" w:hAnsi="Times New Roman" w:cs="Times New Roman"/>
+        </w:rPr>
+        <w:t xml:space="preserve">Fitur hot reload </w:t>
+      </w:r>
+      <w:proofErr w:type="spellStart"/>
+      <w:r>
+        <w:rPr>
+          <w:rFonts w:ascii="Times New Roman" w:hAnsi="Times New Roman" w:cs="Times New Roman"/>
+        </w:rPr>
+        <w:t>itu</w:t>
+      </w:r>
+      <w:proofErr w:type="spellEnd"/>
+      <w:r>
+        <w:rPr>
+          <w:rFonts w:ascii="Times New Roman" w:hAnsi="Times New Roman" w:cs="Times New Roman"/>
+        </w:rPr>
+        <w:t xml:space="preserve"> super </w:t>
+      </w:r>
+      <w:proofErr w:type="spellStart"/>
+      <w:r>
+        <w:rPr>
+          <w:rFonts w:ascii="Times New Roman" w:hAnsi="Times New Roman" w:cs="Times New Roman"/>
+        </w:rPr>
+        <w:t>cepat</w:t>
+      </w:r>
+      <w:proofErr w:type="spellEnd"/>
+      <w:r>
+        <w:rPr>
+          <w:rFonts w:ascii="Times New Roman" w:hAnsi="Times New Roman" w:cs="Times New Roman"/>
+        </w:rPr>
+        <w:t xml:space="preserve"> </w:t>
+      </w:r>
+      <w:proofErr w:type="spellStart"/>
+      <w:r>
+        <w:rPr>
+          <w:rFonts w:ascii="Times New Roman" w:hAnsi="Times New Roman" w:cs="Times New Roman"/>
+        </w:rPr>
+        <w:t>karena</w:t>
+      </w:r>
+      <w:proofErr w:type="spellEnd"/>
+      <w:r>
+        <w:rPr>
+          <w:rFonts w:ascii="Times New Roman" w:hAnsi="Times New Roman" w:cs="Times New Roman"/>
+        </w:rPr>
+        <w:t xml:space="preserve"> </w:t>
+      </w:r>
+      <w:proofErr w:type="spellStart"/>
+      <w:r>
+        <w:rPr>
+          <w:rFonts w:ascii="Times New Roman" w:hAnsi="Times New Roman" w:cs="Times New Roman"/>
+        </w:rPr>
+        <w:t>bisa</w:t>
+      </w:r>
+      <w:proofErr w:type="spellEnd"/>
+      <w:r>
+        <w:rPr>
+          <w:rFonts w:ascii="Times New Roman" w:hAnsi="Times New Roman" w:cs="Times New Roman"/>
+        </w:rPr>
+        <w:t xml:space="preserve"> </w:t>
+      </w:r>
+      <w:proofErr w:type="spellStart"/>
+      <w:r>
+        <w:rPr>
+          <w:rFonts w:ascii="Times New Roman" w:hAnsi="Times New Roman" w:cs="Times New Roman"/>
+        </w:rPr>
+        <w:t>menyuntikkan</w:t>
+      </w:r>
+      <w:proofErr w:type="spellEnd"/>
+      <w:r>
+        <w:rPr>
+          <w:rFonts w:ascii="Times New Roman" w:hAnsi="Times New Roman" w:cs="Times New Roman"/>
+        </w:rPr>
+        <w:t xml:space="preserve"> </w:t>
+      </w:r>
+      <w:proofErr w:type="spellStart"/>
+      <w:r>
+        <w:rPr>
+          <w:rFonts w:ascii="Times New Roman" w:hAnsi="Times New Roman" w:cs="Times New Roman"/>
+        </w:rPr>
+        <w:t>kode</w:t>
+      </w:r>
+      <w:proofErr w:type="spellEnd"/>
+      <w:r>
+        <w:rPr>
+          <w:rFonts w:ascii="Times New Roman" w:hAnsi="Times New Roman" w:cs="Times New Roman"/>
+        </w:rPr>
+        <w:t xml:space="preserve"> </w:t>
+      </w:r>
+      <w:proofErr w:type="spellStart"/>
+      <w:r>
+        <w:rPr>
+          <w:rFonts w:ascii="Times New Roman" w:hAnsi="Times New Roman" w:cs="Times New Roman"/>
+        </w:rPr>
+        <w:t>baru</w:t>
+      </w:r>
+      <w:proofErr w:type="spellEnd"/>
+      <w:r>
+        <w:rPr>
+          <w:rFonts w:ascii="Times New Roman" w:hAnsi="Times New Roman" w:cs="Times New Roman"/>
+        </w:rPr>
+        <w:t xml:space="preserve"> </w:t>
+      </w:r>
+      <w:proofErr w:type="spellStart"/>
+      <w:r>
+        <w:rPr>
+          <w:rFonts w:ascii="Times New Roman" w:hAnsi="Times New Roman" w:cs="Times New Roman"/>
+        </w:rPr>
+        <w:t>dalam</w:t>
+      </w:r>
+      <w:proofErr w:type="spellEnd"/>
+      <w:r>
+        <w:rPr>
+          <w:rFonts w:ascii="Times New Roman" w:hAnsi="Times New Roman" w:cs="Times New Roman"/>
+        </w:rPr>
+        <w:t xml:space="preserve"> </w:t>
+      </w:r>
+      <w:proofErr w:type="spellStart"/>
+      <w:r>
+        <w:rPr>
+          <w:rFonts w:ascii="Times New Roman" w:hAnsi="Times New Roman" w:cs="Times New Roman"/>
+        </w:rPr>
+        <w:t>hitungan</w:t>
+      </w:r>
+      <w:proofErr w:type="spellEnd"/>
+      <w:r>
+        <w:rPr>
+          <w:rFonts w:ascii="Times New Roman" w:hAnsi="Times New Roman" w:cs="Times New Roman"/>
+        </w:rPr>
+        <w:t xml:space="preserve"> </w:t>
+      </w:r>
+      <w:proofErr w:type="spellStart"/>
+      <w:r>
+        <w:rPr>
+          <w:rFonts w:ascii="Times New Roman" w:hAnsi="Times New Roman" w:cs="Times New Roman"/>
+        </w:rPr>
+        <w:t>milidetik</w:t>
+      </w:r>
+      <w:proofErr w:type="spellEnd"/>
+      <w:r>
+        <w:rPr>
+          <w:rFonts w:ascii="Times New Roman" w:hAnsi="Times New Roman" w:cs="Times New Roman"/>
+        </w:rPr>
+        <w:t xml:space="preserve"> </w:t>
+      </w:r>
+      <w:proofErr w:type="spellStart"/>
+      <w:r>
+        <w:rPr>
+          <w:rFonts w:ascii="Times New Roman" w:hAnsi="Times New Roman" w:cs="Times New Roman"/>
+        </w:rPr>
+        <w:t>tanpa</w:t>
+      </w:r>
+      <w:proofErr w:type="spellEnd"/>
+      <w:r>
+        <w:rPr>
+          <w:rFonts w:ascii="Times New Roman" w:hAnsi="Times New Roman" w:cs="Times New Roman"/>
+        </w:rPr>
+        <w:t xml:space="preserve"> </w:t>
+      </w:r>
+      <w:proofErr w:type="spellStart"/>
+      <w:r>
+        <w:rPr>
+          <w:rFonts w:ascii="Times New Roman" w:hAnsi="Times New Roman" w:cs="Times New Roman"/>
+        </w:rPr>
+        <w:t>menghilangkan</w:t>
+      </w:r>
+      <w:proofErr w:type="spellEnd"/>
+      <w:r>
+        <w:rPr>
+          <w:rFonts w:ascii="Times New Roman" w:hAnsi="Times New Roman" w:cs="Times New Roman"/>
+        </w:rPr>
+        <w:t xml:space="preserve"> state </w:t>
+      </w:r>
+      <w:proofErr w:type="spellStart"/>
+      <w:r>
+        <w:rPr>
+          <w:rFonts w:ascii="Times New Roman" w:hAnsi="Times New Roman" w:cs="Times New Roman"/>
+        </w:rPr>
+        <w:t>atau</w:t>
+      </w:r>
+      <w:proofErr w:type="spellEnd"/>
+      <w:r>
+        <w:rPr>
+          <w:rFonts w:ascii="Times New Roman" w:hAnsi="Times New Roman" w:cs="Times New Roman"/>
+        </w:rPr>
+        <w:t xml:space="preserve"> data </w:t>
+      </w:r>
+      <w:proofErr w:type="spellStart"/>
+      <w:r>
+        <w:rPr>
+          <w:rFonts w:ascii="Times New Roman" w:hAnsi="Times New Roman" w:cs="Times New Roman"/>
+        </w:rPr>
+        <w:t>terakhir</w:t>
+      </w:r>
+      <w:proofErr w:type="spellEnd"/>
+      <w:r>
+        <w:rPr>
+          <w:rFonts w:ascii="Times New Roman" w:hAnsi="Times New Roman" w:cs="Times New Roman"/>
+        </w:rPr>
+        <w:t xml:space="preserve"> yang </w:t>
+      </w:r>
+      <w:proofErr w:type="spellStart"/>
+      <w:r>
+        <w:rPr>
+          <w:rFonts w:ascii="Times New Roman" w:hAnsi="Times New Roman" w:cs="Times New Roman"/>
+        </w:rPr>
+        <w:t>lagi</w:t>
+      </w:r>
+      <w:proofErr w:type="spellEnd"/>
+      <w:r>
+        <w:rPr>
+          <w:rFonts w:ascii="Times New Roman" w:hAnsi="Times New Roman" w:cs="Times New Roman"/>
+        </w:rPr>
+        <w:t xml:space="preserve"> </w:t>
+      </w:r>
+      <w:proofErr w:type="spellStart"/>
+      <w:r>
+        <w:rPr>
+          <w:rFonts w:ascii="Times New Roman" w:hAnsi="Times New Roman" w:cs="Times New Roman"/>
+        </w:rPr>
+        <w:t>diinput</w:t>
+      </w:r>
+      <w:proofErr w:type="spellEnd"/>
+      <w:r>
+        <w:rPr>
+          <w:rFonts w:ascii="Times New Roman" w:hAnsi="Times New Roman" w:cs="Times New Roman"/>
+        </w:rPr>
+        <w:t xml:space="preserve">, </w:t>
+      </w:r>
+      <w:proofErr w:type="spellStart"/>
+      <w:r>
+        <w:rPr>
+          <w:rFonts w:ascii="Times New Roman" w:hAnsi="Times New Roman" w:cs="Times New Roman"/>
+        </w:rPr>
+        <w:t>beda</w:t>
+      </w:r>
+      <w:proofErr w:type="spellEnd"/>
+      <w:r>
+        <w:rPr>
+          <w:rFonts w:ascii="Times New Roman" w:hAnsi="Times New Roman" w:cs="Times New Roman"/>
+        </w:rPr>
+        <w:t xml:space="preserve"> </w:t>
+      </w:r>
+      <w:proofErr w:type="spellStart"/>
+      <w:r>
+        <w:rPr>
+          <w:rFonts w:ascii="Times New Roman" w:hAnsi="Times New Roman" w:cs="Times New Roman"/>
+        </w:rPr>
+        <w:t>banget</w:t>
+      </w:r>
+      <w:proofErr w:type="spellEnd"/>
+      <w:r>
+        <w:rPr>
+          <w:rFonts w:ascii="Times New Roman" w:hAnsi="Times New Roman" w:cs="Times New Roman"/>
+        </w:rPr>
+        <w:t xml:space="preserve"> </w:t>
+      </w:r>
+      <w:proofErr w:type="spellStart"/>
+      <w:r>
+        <w:rPr>
+          <w:rFonts w:ascii="Times New Roman" w:hAnsi="Times New Roman" w:cs="Times New Roman"/>
+        </w:rPr>
+        <w:t>sama</w:t>
+      </w:r>
+      <w:proofErr w:type="spellEnd"/>
+      <w:r>
+        <w:rPr>
+          <w:rFonts w:ascii="Times New Roman" w:hAnsi="Times New Roman" w:cs="Times New Roman"/>
+        </w:rPr>
+        <w:t xml:space="preserve"> rebuild </w:t>
+      </w:r>
+      <w:proofErr w:type="spellStart"/>
+      <w:r>
+        <w:rPr>
+          <w:rFonts w:ascii="Times New Roman" w:hAnsi="Times New Roman" w:cs="Times New Roman"/>
+        </w:rPr>
+        <w:t>penuh</w:t>
+      </w:r>
+      <w:proofErr w:type="spellEnd"/>
+      <w:r>
+        <w:rPr>
+          <w:rFonts w:ascii="Times New Roman" w:hAnsi="Times New Roman" w:cs="Times New Roman"/>
+        </w:rPr>
+        <w:t xml:space="preserve"> yang </w:t>
+      </w:r>
+      <w:proofErr w:type="spellStart"/>
+      <w:r>
+        <w:rPr>
+          <w:rFonts w:ascii="Times New Roman" w:hAnsi="Times New Roman" w:cs="Times New Roman"/>
+        </w:rPr>
+        <w:t>butuh</w:t>
+      </w:r>
+      <w:proofErr w:type="spellEnd"/>
+      <w:r>
+        <w:rPr>
+          <w:rFonts w:ascii="Times New Roman" w:hAnsi="Times New Roman" w:cs="Times New Roman"/>
+        </w:rPr>
+        <w:t xml:space="preserve"> </w:t>
+      </w:r>
+      <w:proofErr w:type="spellStart"/>
+      <w:r>
+        <w:rPr>
+          <w:rFonts w:ascii="Times New Roman" w:hAnsi="Times New Roman" w:cs="Times New Roman"/>
+        </w:rPr>
+        <w:t>kompilasi</w:t>
+      </w:r>
+      <w:proofErr w:type="spellEnd"/>
+      <w:r>
+        <w:rPr>
+          <w:rFonts w:ascii="Times New Roman" w:hAnsi="Times New Roman" w:cs="Times New Roman"/>
+        </w:rPr>
+        <w:t xml:space="preserve"> </w:t>
+      </w:r>
+      <w:proofErr w:type="spellStart"/>
+      <w:r>
+        <w:rPr>
+          <w:rFonts w:ascii="Times New Roman" w:hAnsi="Times New Roman" w:cs="Times New Roman"/>
+        </w:rPr>
+        <w:t>ulang</w:t>
+      </w:r>
+      <w:proofErr w:type="spellEnd"/>
+      <w:r>
+        <w:rPr>
+          <w:rFonts w:ascii="Times New Roman" w:hAnsi="Times New Roman" w:cs="Times New Roman"/>
+        </w:rPr>
+        <w:t xml:space="preserve"> </w:t>
+      </w:r>
+      <w:proofErr w:type="spellStart"/>
+      <w:r>
+        <w:rPr>
+          <w:rFonts w:ascii="Times New Roman" w:hAnsi="Times New Roman" w:cs="Times New Roman"/>
+        </w:rPr>
+        <w:t>dari</w:t>
+      </w:r>
+      <w:proofErr w:type="spellEnd"/>
+      <w:r>
+        <w:rPr>
+          <w:rFonts w:ascii="Times New Roman" w:hAnsi="Times New Roman" w:cs="Times New Roman"/>
+        </w:rPr>
+        <w:t xml:space="preserve"> </w:t>
+      </w:r>
+      <w:proofErr w:type="spellStart"/>
+      <w:r>
+        <w:rPr>
+          <w:rFonts w:ascii="Times New Roman" w:hAnsi="Times New Roman" w:cs="Times New Roman"/>
+        </w:rPr>
+        <w:t>awal</w:t>
+      </w:r>
+      <w:proofErr w:type="spellEnd"/>
+      <w:r>
+        <w:rPr>
+          <w:rFonts w:ascii="Times New Roman" w:hAnsi="Times New Roman" w:cs="Times New Roman"/>
+        </w:rPr>
+        <w:t xml:space="preserve"> dan </w:t>
+      </w:r>
+      <w:proofErr w:type="spellStart"/>
+      <w:r>
+        <w:rPr>
+          <w:rFonts w:ascii="Times New Roman" w:hAnsi="Times New Roman" w:cs="Times New Roman"/>
+        </w:rPr>
+        <w:t>bikin</w:t>
+      </w:r>
+      <w:proofErr w:type="spellEnd"/>
+      <w:r>
+        <w:rPr>
+          <w:rFonts w:ascii="Times New Roman" w:hAnsi="Times New Roman" w:cs="Times New Roman"/>
+        </w:rPr>
+        <w:t xml:space="preserve"> </w:t>
+      </w:r>
+      <w:proofErr w:type="spellStart"/>
+      <w:r>
+        <w:rPr>
+          <w:rFonts w:ascii="Times New Roman" w:hAnsi="Times New Roman" w:cs="Times New Roman"/>
+        </w:rPr>
+        <w:t>semua</w:t>
+      </w:r>
+      <w:proofErr w:type="spellEnd"/>
+      <w:r>
+        <w:rPr>
+          <w:rFonts w:ascii="Times New Roman" w:hAnsi="Times New Roman" w:cs="Times New Roman"/>
+        </w:rPr>
+        <w:t xml:space="preserve"> data </w:t>
+      </w:r>
+      <w:proofErr w:type="spellStart"/>
+      <w:r>
+        <w:rPr>
+          <w:rFonts w:ascii="Times New Roman" w:hAnsi="Times New Roman" w:cs="Times New Roman"/>
+        </w:rPr>
+        <w:t>balik</w:t>
+      </w:r>
+      <w:proofErr w:type="spellEnd"/>
+      <w:r>
+        <w:rPr>
+          <w:rFonts w:ascii="Times New Roman" w:hAnsi="Times New Roman" w:cs="Times New Roman"/>
+        </w:rPr>
+        <w:t xml:space="preserve"> </w:t>
+      </w:r>
+      <w:proofErr w:type="spellStart"/>
+      <w:r>
+        <w:rPr>
+          <w:rFonts w:ascii="Times New Roman" w:hAnsi="Times New Roman" w:cs="Times New Roman"/>
+        </w:rPr>
+        <w:t>ke</w:t>
+      </w:r>
+      <w:proofErr w:type="spellEnd"/>
+      <w:r>
+        <w:rPr>
+          <w:rFonts w:ascii="Times New Roman" w:hAnsi="Times New Roman" w:cs="Times New Roman"/>
+        </w:rPr>
+        <w:t xml:space="preserve"> reset </w:t>
+      </w:r>
+      <w:proofErr w:type="spellStart"/>
+      <w:r>
+        <w:rPr>
+          <w:rFonts w:ascii="Times New Roman" w:hAnsi="Times New Roman" w:cs="Times New Roman"/>
+        </w:rPr>
+        <w:t>lagi</w:t>
+      </w:r>
+      <w:proofErr w:type="spellEnd"/>
     </w:p>
     <w:sectPr>
       <w:pgSz w:w="11906" w:h="16838"/>
@@ -3906,6 +6025,766 @@
     </w:sectPr>
   </w:body>
 </w:document>
+</file>
+
+<file path=word/numbering.xml><?xml version="1.0" encoding="utf-8"?>
+<w:numbering xmlns:wpc="http://schemas.microsoft.com/office/word/2010/wordprocessingCanvas" xmlns:cx="http://schemas.microsoft.com/office/drawing/2014/chartex" xmlns:cx1="http://schemas.microsoft.com/office/drawing/2015/9/8/chartex" xmlns:cx2="http://schemas.microsoft.com/office/drawing/2015/10/21/chartex" xmlns:cx3="http://schemas.microsoft.com/office/drawing/2016/5/9/chartex" xmlns:cx4="http://schemas.microsoft.com/office/drawing/2016/5/10/chartex" xmlns:cx5="http://schemas.microsoft.com/office/drawing/2016/5/11/chartex" xmlns:cx6="http://schemas.microsoft.com/office/drawing/2016/5/12/chartex" xmlns:cx7="http://schemas.microsoft.com/office/drawing/2016/5/13/chartex" xmlns:cx8="http://schemas.microsoft.com/office/drawing/2016/5/14/chartex" xmlns:mc="http://schemas.openxmlformats.org/markup-compatibility/2006" xmlns:aink="http://schemas.microsoft.com/office/drawing/2016/ink" xmlns:am3d="http://schemas.microsoft.com/office/drawing/2017/model3d" xmlns:o="urn:schemas-microsoft-com:office:office" xmlns:oel="http://schemas.microsoft.com/office/2019/extlst" xmlns:r="http://schemas.openxmlformats.org/officeDocument/2006/relationships" xmlns:m="http://schemas.openxmlformats.org/officeDocument/2006/math" xmlns:v="urn:schemas-microsoft-com:vml" xmlns:wp14="http://schemas.microsoft.com/office/word/2010/wordprocessingDrawing" xmlns:wp="http://schemas.openxmlformats.org/drawingml/2006/wordprocessingDrawing" xmlns:w10="urn:schemas-microsoft-com:office:word" xmlns:w="http://schemas.openxmlformats.org/wordprocessingml/2006/main" xmlns:w14="http://schemas.microsoft.com/office/word/2010/wordml" xmlns:w15="http://schemas.microsoft.com/office/word/2012/wordml" xmlns:w16cex="http://schemas.microsoft.com/office/word/2018/wordml/cex" xmlns:w16cid="http://schemas.microsoft.com/office/word/2016/wordml/cid" xmlns:w16="http://schemas.microsoft.com/office/word/2018/wordml" xmlns:w16du="http://schemas.microsoft.com/office/word/2023/wordml/word16du" xmlns:w16sdtdh="http://schemas.microsoft.com/office/word/2020/wordml/sdtdatahash" xmlns:w16sdtfl="http://schemas.microsoft.com/office/word/2024/wordml/sdtformatlock" xmlns:w16se="http://schemas.microsoft.com/office/word/2015/wordml/symex" xmlns:wpg="http://schemas.microsoft.com/office/word/2010/wordprocessingGroup" xmlns:wpi="http://schemas.microsoft.com/office/word/2010/wordprocessingInk" xmlns:wne="http://schemas.microsoft.com/office/word/2006/wordml" xmlns:wps="http://schemas.microsoft.com/office/word/2010/wordprocessingShape" mc:Ignorable="w14 w15 w16se w16cid w16 w16cex w16sdtdh w16sdtfl w16du wp14">
+  <w:abstractNum w:abstractNumId="0" w15:restartNumberingAfterBreak="0">
+    <w:nsid w:val="01AF3897"/>
+    <w:multiLevelType w:val="multilevel"/>
+    <w:tmpl w:val="05281A54"/>
+    <w:lvl w:ilvl="0">
+      <w:start w:val="1"/>
+      <w:numFmt w:val="decimal"/>
+      <w:lvlText w:val="%1."/>
+      <w:lvlJc w:val="left"/>
+      <w:pPr>
+        <w:tabs>
+          <w:tab w:val="num" w:pos="720"/>
+        </w:tabs>
+        <w:ind w:left="720" w:hanging="360"/>
+      </w:pPr>
+      <w:rPr>
+        <w:rFonts w:ascii="Times New Roman" w:eastAsiaTheme="minorHAnsi" w:hAnsi="Times New Roman" w:cs="Times New Roman"/>
+      </w:rPr>
+    </w:lvl>
+    <w:lvl w:ilvl="1" w:tentative="1">
+      <w:start w:val="1"/>
+      <w:numFmt w:val="decimal"/>
+      <w:lvlText w:val="%2."/>
+      <w:lvlJc w:val="left"/>
+      <w:pPr>
+        <w:tabs>
+          <w:tab w:val="num" w:pos="1440"/>
+        </w:tabs>
+        <w:ind w:left="1440" w:hanging="360"/>
+      </w:pPr>
+    </w:lvl>
+    <w:lvl w:ilvl="2" w:tentative="1">
+      <w:start w:val="1"/>
+      <w:numFmt w:val="decimal"/>
+      <w:lvlText w:val="%3."/>
+      <w:lvlJc w:val="left"/>
+      <w:pPr>
+        <w:tabs>
+          <w:tab w:val="num" w:pos="2160"/>
+        </w:tabs>
+        <w:ind w:left="2160" w:hanging="360"/>
+      </w:pPr>
+    </w:lvl>
+    <w:lvl w:ilvl="3" w:tentative="1">
+      <w:start w:val="1"/>
+      <w:numFmt w:val="decimal"/>
+      <w:lvlText w:val="%4."/>
+      <w:lvlJc w:val="left"/>
+      <w:pPr>
+        <w:tabs>
+          <w:tab w:val="num" w:pos="2880"/>
+        </w:tabs>
+        <w:ind w:left="2880" w:hanging="360"/>
+      </w:pPr>
+    </w:lvl>
+    <w:lvl w:ilvl="4" w:tentative="1">
+      <w:start w:val="1"/>
+      <w:numFmt w:val="decimal"/>
+      <w:lvlText w:val="%5."/>
+      <w:lvlJc w:val="left"/>
+      <w:pPr>
+        <w:tabs>
+          <w:tab w:val="num" w:pos="3600"/>
+        </w:tabs>
+        <w:ind w:left="3600" w:hanging="360"/>
+      </w:pPr>
+    </w:lvl>
+    <w:lvl w:ilvl="5" w:tentative="1">
+      <w:start w:val="1"/>
+      <w:numFmt w:val="decimal"/>
+      <w:lvlText w:val="%6."/>
+      <w:lvlJc w:val="left"/>
+      <w:pPr>
+        <w:tabs>
+          <w:tab w:val="num" w:pos="4320"/>
+        </w:tabs>
+        <w:ind w:left="4320" w:hanging="360"/>
+      </w:pPr>
+    </w:lvl>
+    <w:lvl w:ilvl="6" w:tentative="1">
+      <w:start w:val="1"/>
+      <w:numFmt w:val="decimal"/>
+      <w:lvlText w:val="%7."/>
+      <w:lvlJc w:val="left"/>
+      <w:pPr>
+        <w:tabs>
+          <w:tab w:val="num" w:pos="5040"/>
+        </w:tabs>
+        <w:ind w:left="5040" w:hanging="360"/>
+      </w:pPr>
+    </w:lvl>
+    <w:lvl w:ilvl="7" w:tentative="1">
+      <w:start w:val="1"/>
+      <w:numFmt w:val="decimal"/>
+      <w:lvlText w:val="%8."/>
+      <w:lvlJc w:val="left"/>
+      <w:pPr>
+        <w:tabs>
+          <w:tab w:val="num" w:pos="5760"/>
+        </w:tabs>
+        <w:ind w:left="5760" w:hanging="360"/>
+      </w:pPr>
+    </w:lvl>
+    <w:lvl w:ilvl="8" w:tentative="1">
+      <w:start w:val="1"/>
+      <w:numFmt w:val="decimal"/>
+      <w:lvlText w:val="%9."/>
+      <w:lvlJc w:val="left"/>
+      <w:pPr>
+        <w:tabs>
+          <w:tab w:val="num" w:pos="6480"/>
+        </w:tabs>
+        <w:ind w:left="6480" w:hanging="360"/>
+      </w:pPr>
+    </w:lvl>
+  </w:abstractNum>
+  <w:abstractNum w:abstractNumId="1" w15:restartNumberingAfterBreak="0">
+    <w:nsid w:val="08A8440E"/>
+    <w:multiLevelType w:val="hybridMultilevel"/>
+    <w:tmpl w:val="FE9EBCE8"/>
+    <w:lvl w:ilvl="0" w:tplc="3809000F">
+      <w:start w:val="1"/>
+      <w:numFmt w:val="decimal"/>
+      <w:lvlText w:val="%1."/>
+      <w:lvlJc w:val="left"/>
+      <w:pPr>
+        <w:ind w:left="720" w:hanging="360"/>
+      </w:pPr>
+      <w:rPr>
+        <w:rFonts w:hint="default"/>
+      </w:rPr>
+    </w:lvl>
+    <w:lvl w:ilvl="1" w:tplc="38090019" w:tentative="1">
+      <w:start w:val="1"/>
+      <w:numFmt w:val="lowerLetter"/>
+      <w:lvlText w:val="%2."/>
+      <w:lvlJc w:val="left"/>
+      <w:pPr>
+        <w:ind w:left="1440" w:hanging="360"/>
+      </w:pPr>
+    </w:lvl>
+    <w:lvl w:ilvl="2" w:tplc="3809001B" w:tentative="1">
+      <w:start w:val="1"/>
+      <w:numFmt w:val="lowerRoman"/>
+      <w:lvlText w:val="%3."/>
+      <w:lvlJc w:val="right"/>
+      <w:pPr>
+        <w:ind w:left="2160" w:hanging="180"/>
+      </w:pPr>
+    </w:lvl>
+    <w:lvl w:ilvl="3" w:tplc="3809000F" w:tentative="1">
+      <w:start w:val="1"/>
+      <w:numFmt w:val="decimal"/>
+      <w:lvlText w:val="%4."/>
+      <w:lvlJc w:val="left"/>
+      <w:pPr>
+        <w:ind w:left="2880" w:hanging="360"/>
+      </w:pPr>
+    </w:lvl>
+    <w:lvl w:ilvl="4" w:tplc="38090019" w:tentative="1">
+      <w:start w:val="1"/>
+      <w:numFmt w:val="lowerLetter"/>
+      <w:lvlText w:val="%5."/>
+      <w:lvlJc w:val="left"/>
+      <w:pPr>
+        <w:ind w:left="3600" w:hanging="360"/>
+      </w:pPr>
+    </w:lvl>
+    <w:lvl w:ilvl="5" w:tplc="3809001B" w:tentative="1">
+      <w:start w:val="1"/>
+      <w:numFmt w:val="lowerRoman"/>
+      <w:lvlText w:val="%6."/>
+      <w:lvlJc w:val="right"/>
+      <w:pPr>
+        <w:ind w:left="4320" w:hanging="180"/>
+      </w:pPr>
+    </w:lvl>
+    <w:lvl w:ilvl="6" w:tplc="3809000F" w:tentative="1">
+      <w:start w:val="1"/>
+      <w:numFmt w:val="decimal"/>
+      <w:lvlText w:val="%7."/>
+      <w:lvlJc w:val="left"/>
+      <w:pPr>
+        <w:ind w:left="5040" w:hanging="360"/>
+      </w:pPr>
+    </w:lvl>
+    <w:lvl w:ilvl="7" w:tplc="38090019" w:tentative="1">
+      <w:start w:val="1"/>
+      <w:numFmt w:val="lowerLetter"/>
+      <w:lvlText w:val="%8."/>
+      <w:lvlJc w:val="left"/>
+      <w:pPr>
+        <w:ind w:left="5760" w:hanging="360"/>
+      </w:pPr>
+    </w:lvl>
+    <w:lvl w:ilvl="8" w:tplc="3809001B" w:tentative="1">
+      <w:start w:val="1"/>
+      <w:numFmt w:val="lowerRoman"/>
+      <w:lvlText w:val="%9."/>
+      <w:lvlJc w:val="right"/>
+      <w:pPr>
+        <w:ind w:left="6480" w:hanging="180"/>
+      </w:pPr>
+    </w:lvl>
+  </w:abstractNum>
+  <w:abstractNum w:abstractNumId="2" w15:restartNumberingAfterBreak="0">
+    <w:nsid w:val="3D442BCB"/>
+    <w:multiLevelType w:val="hybridMultilevel"/>
+    <w:tmpl w:val="4602137E"/>
+    <w:lvl w:ilvl="0" w:tplc="3809000F">
+      <w:start w:val="1"/>
+      <w:numFmt w:val="decimal"/>
+      <w:lvlText w:val="%1."/>
+      <w:lvlJc w:val="left"/>
+      <w:pPr>
+        <w:ind w:left="720" w:hanging="360"/>
+      </w:pPr>
+      <w:rPr>
+        <w:rFonts w:hint="default"/>
+      </w:rPr>
+    </w:lvl>
+    <w:lvl w:ilvl="1" w:tplc="38090019" w:tentative="1">
+      <w:start w:val="1"/>
+      <w:numFmt w:val="lowerLetter"/>
+      <w:lvlText w:val="%2."/>
+      <w:lvlJc w:val="left"/>
+      <w:pPr>
+        <w:ind w:left="1440" w:hanging="360"/>
+      </w:pPr>
+    </w:lvl>
+    <w:lvl w:ilvl="2" w:tplc="3809001B" w:tentative="1">
+      <w:start w:val="1"/>
+      <w:numFmt w:val="lowerRoman"/>
+      <w:lvlText w:val="%3."/>
+      <w:lvlJc w:val="right"/>
+      <w:pPr>
+        <w:ind w:left="2160" w:hanging="180"/>
+      </w:pPr>
+    </w:lvl>
+    <w:lvl w:ilvl="3" w:tplc="3809000F" w:tentative="1">
+      <w:start w:val="1"/>
+      <w:numFmt w:val="decimal"/>
+      <w:lvlText w:val="%4."/>
+      <w:lvlJc w:val="left"/>
+      <w:pPr>
+        <w:ind w:left="2880" w:hanging="360"/>
+      </w:pPr>
+    </w:lvl>
+    <w:lvl w:ilvl="4" w:tplc="38090019" w:tentative="1">
+      <w:start w:val="1"/>
+      <w:numFmt w:val="lowerLetter"/>
+      <w:lvlText w:val="%5."/>
+      <w:lvlJc w:val="left"/>
+      <w:pPr>
+        <w:ind w:left="3600" w:hanging="360"/>
+      </w:pPr>
+    </w:lvl>
+    <w:lvl w:ilvl="5" w:tplc="3809001B" w:tentative="1">
+      <w:start w:val="1"/>
+      <w:numFmt w:val="lowerRoman"/>
+      <w:lvlText w:val="%6."/>
+      <w:lvlJc w:val="right"/>
+      <w:pPr>
+        <w:ind w:left="4320" w:hanging="180"/>
+      </w:pPr>
+    </w:lvl>
+    <w:lvl w:ilvl="6" w:tplc="3809000F" w:tentative="1">
+      <w:start w:val="1"/>
+      <w:numFmt w:val="decimal"/>
+      <w:lvlText w:val="%7."/>
+      <w:lvlJc w:val="left"/>
+      <w:pPr>
+        <w:ind w:left="5040" w:hanging="360"/>
+      </w:pPr>
+    </w:lvl>
+    <w:lvl w:ilvl="7" w:tplc="38090019" w:tentative="1">
+      <w:start w:val="1"/>
+      <w:numFmt w:val="lowerLetter"/>
+      <w:lvlText w:val="%8."/>
+      <w:lvlJc w:val="left"/>
+      <w:pPr>
+        <w:ind w:left="5760" w:hanging="360"/>
+      </w:pPr>
+    </w:lvl>
+    <w:lvl w:ilvl="8" w:tplc="3809001B" w:tentative="1">
+      <w:start w:val="1"/>
+      <w:numFmt w:val="lowerRoman"/>
+      <w:lvlText w:val="%9."/>
+      <w:lvlJc w:val="right"/>
+      <w:pPr>
+        <w:ind w:left="6480" w:hanging="180"/>
+      </w:pPr>
+    </w:lvl>
+  </w:abstractNum>
+  <w:abstractNum w:abstractNumId="3" w15:restartNumberingAfterBreak="0">
+    <w:nsid w:val="4C1804C2"/>
+    <w:multiLevelType w:val="multilevel"/>
+    <w:tmpl w:val="811222F2"/>
+    <w:lvl w:ilvl="0">
+      <w:start w:val="1"/>
+      <w:numFmt w:val="decimal"/>
+      <w:lvlText w:val="%1."/>
+      <w:lvlJc w:val="left"/>
+      <w:pPr>
+        <w:tabs>
+          <w:tab w:val="num" w:pos="720"/>
+        </w:tabs>
+        <w:ind w:left="720" w:hanging="360"/>
+      </w:pPr>
+    </w:lvl>
+    <w:lvl w:ilvl="1" w:tentative="1">
+      <w:start w:val="1"/>
+      <w:numFmt w:val="decimal"/>
+      <w:lvlText w:val="%2."/>
+      <w:lvlJc w:val="left"/>
+      <w:pPr>
+        <w:tabs>
+          <w:tab w:val="num" w:pos="1440"/>
+        </w:tabs>
+        <w:ind w:left="1440" w:hanging="360"/>
+      </w:pPr>
+    </w:lvl>
+    <w:lvl w:ilvl="2" w:tentative="1">
+      <w:start w:val="1"/>
+      <w:numFmt w:val="decimal"/>
+      <w:lvlText w:val="%3."/>
+      <w:lvlJc w:val="left"/>
+      <w:pPr>
+        <w:tabs>
+          <w:tab w:val="num" w:pos="2160"/>
+        </w:tabs>
+        <w:ind w:left="2160" w:hanging="360"/>
+      </w:pPr>
+    </w:lvl>
+    <w:lvl w:ilvl="3" w:tentative="1">
+      <w:start w:val="1"/>
+      <w:numFmt w:val="decimal"/>
+      <w:lvlText w:val="%4."/>
+      <w:lvlJc w:val="left"/>
+      <w:pPr>
+        <w:tabs>
+          <w:tab w:val="num" w:pos="2880"/>
+        </w:tabs>
+        <w:ind w:left="2880" w:hanging="360"/>
+      </w:pPr>
+    </w:lvl>
+    <w:lvl w:ilvl="4" w:tentative="1">
+      <w:start w:val="1"/>
+      <w:numFmt w:val="decimal"/>
+      <w:lvlText w:val="%5."/>
+      <w:lvlJc w:val="left"/>
+      <w:pPr>
+        <w:tabs>
+          <w:tab w:val="num" w:pos="3600"/>
+        </w:tabs>
+        <w:ind w:left="3600" w:hanging="360"/>
+      </w:pPr>
+    </w:lvl>
+    <w:lvl w:ilvl="5" w:tentative="1">
+      <w:start w:val="1"/>
+      <w:numFmt w:val="decimal"/>
+      <w:lvlText w:val="%6."/>
+      <w:lvlJc w:val="left"/>
+      <w:pPr>
+        <w:tabs>
+          <w:tab w:val="num" w:pos="4320"/>
+        </w:tabs>
+        <w:ind w:left="4320" w:hanging="360"/>
+      </w:pPr>
+    </w:lvl>
+    <w:lvl w:ilvl="6" w:tentative="1">
+      <w:start w:val="1"/>
+      <w:numFmt w:val="decimal"/>
+      <w:lvlText w:val="%7."/>
+      <w:lvlJc w:val="left"/>
+      <w:pPr>
+        <w:tabs>
+          <w:tab w:val="num" w:pos="5040"/>
+        </w:tabs>
+        <w:ind w:left="5040" w:hanging="360"/>
+      </w:pPr>
+    </w:lvl>
+    <w:lvl w:ilvl="7" w:tentative="1">
+      <w:start w:val="1"/>
+      <w:numFmt w:val="decimal"/>
+      <w:lvlText w:val="%8."/>
+      <w:lvlJc w:val="left"/>
+      <w:pPr>
+        <w:tabs>
+          <w:tab w:val="num" w:pos="5760"/>
+        </w:tabs>
+        <w:ind w:left="5760" w:hanging="360"/>
+      </w:pPr>
+    </w:lvl>
+    <w:lvl w:ilvl="8" w:tentative="1">
+      <w:start w:val="1"/>
+      <w:numFmt w:val="decimal"/>
+      <w:lvlText w:val="%9."/>
+      <w:lvlJc w:val="left"/>
+      <w:pPr>
+        <w:tabs>
+          <w:tab w:val="num" w:pos="6480"/>
+        </w:tabs>
+        <w:ind w:left="6480" w:hanging="360"/>
+      </w:pPr>
+    </w:lvl>
+  </w:abstractNum>
+  <w:abstractNum w:abstractNumId="4" w15:restartNumberingAfterBreak="0">
+    <w:nsid w:val="4C9E1605"/>
+    <w:multiLevelType w:val="multilevel"/>
+    <w:tmpl w:val="C8364A3A"/>
+    <w:lvl w:ilvl="0">
+      <w:start w:val="1"/>
+      <w:numFmt w:val="bullet"/>
+      <w:lvlText w:val=""/>
+      <w:lvlJc w:val="left"/>
+      <w:pPr>
+        <w:tabs>
+          <w:tab w:val="num" w:pos="720"/>
+        </w:tabs>
+        <w:ind w:left="720" w:hanging="360"/>
+      </w:pPr>
+      <w:rPr>
+        <w:rFonts w:ascii="Symbol" w:hAnsi="Symbol" w:hint="default"/>
+        <w:sz w:val="20"/>
+      </w:rPr>
+    </w:lvl>
+    <w:lvl w:ilvl="1" w:tentative="1">
+      <w:start w:val="1"/>
+      <w:numFmt w:val="bullet"/>
+      <w:lvlText w:val="o"/>
+      <w:lvlJc w:val="left"/>
+      <w:pPr>
+        <w:tabs>
+          <w:tab w:val="num" w:pos="1440"/>
+        </w:tabs>
+        <w:ind w:left="1440" w:hanging="360"/>
+      </w:pPr>
+      <w:rPr>
+        <w:rFonts w:ascii="Courier New" w:hAnsi="Courier New" w:hint="default"/>
+        <w:sz w:val="20"/>
+      </w:rPr>
+    </w:lvl>
+    <w:lvl w:ilvl="2" w:tentative="1">
+      <w:start w:val="1"/>
+      <w:numFmt w:val="bullet"/>
+      <w:lvlText w:val=""/>
+      <w:lvlJc w:val="left"/>
+      <w:pPr>
+        <w:tabs>
+          <w:tab w:val="num" w:pos="2160"/>
+        </w:tabs>
+        <w:ind w:left="2160" w:hanging="360"/>
+      </w:pPr>
+      <w:rPr>
+        <w:rFonts w:ascii="Wingdings" w:hAnsi="Wingdings" w:hint="default"/>
+        <w:sz w:val="20"/>
+      </w:rPr>
+    </w:lvl>
+    <w:lvl w:ilvl="3" w:tentative="1">
+      <w:start w:val="1"/>
+      <w:numFmt w:val="bullet"/>
+      <w:lvlText w:val=""/>
+      <w:lvlJc w:val="left"/>
+      <w:pPr>
+        <w:tabs>
+          <w:tab w:val="num" w:pos="2880"/>
+        </w:tabs>
+        <w:ind w:left="2880" w:hanging="360"/>
+      </w:pPr>
+      <w:rPr>
+        <w:rFonts w:ascii="Wingdings" w:hAnsi="Wingdings" w:hint="default"/>
+        <w:sz w:val="20"/>
+      </w:rPr>
+    </w:lvl>
+    <w:lvl w:ilvl="4" w:tentative="1">
+      <w:start w:val="1"/>
+      <w:numFmt w:val="bullet"/>
+      <w:lvlText w:val=""/>
+      <w:lvlJc w:val="left"/>
+      <w:pPr>
+        <w:tabs>
+          <w:tab w:val="num" w:pos="3600"/>
+        </w:tabs>
+        <w:ind w:left="3600" w:hanging="360"/>
+      </w:pPr>
+      <w:rPr>
+        <w:rFonts w:ascii="Wingdings" w:hAnsi="Wingdings" w:hint="default"/>
+        <w:sz w:val="20"/>
+      </w:rPr>
+    </w:lvl>
+    <w:lvl w:ilvl="5" w:tentative="1">
+      <w:start w:val="1"/>
+      <w:numFmt w:val="bullet"/>
+      <w:lvlText w:val=""/>
+      <w:lvlJc w:val="left"/>
+      <w:pPr>
+        <w:tabs>
+          <w:tab w:val="num" w:pos="4320"/>
+        </w:tabs>
+        <w:ind w:left="4320" w:hanging="360"/>
+      </w:pPr>
+      <w:rPr>
+        <w:rFonts w:ascii="Wingdings" w:hAnsi="Wingdings" w:hint="default"/>
+        <w:sz w:val="20"/>
+      </w:rPr>
+    </w:lvl>
+    <w:lvl w:ilvl="6" w:tentative="1">
+      <w:start w:val="1"/>
+      <w:numFmt w:val="bullet"/>
+      <w:lvlText w:val=""/>
+      <w:lvlJc w:val="left"/>
+      <w:pPr>
+        <w:tabs>
+          <w:tab w:val="num" w:pos="5040"/>
+        </w:tabs>
+        <w:ind w:left="5040" w:hanging="360"/>
+      </w:pPr>
+      <w:rPr>
+        <w:rFonts w:ascii="Wingdings" w:hAnsi="Wingdings" w:hint="default"/>
+        <w:sz w:val="20"/>
+      </w:rPr>
+    </w:lvl>
+    <w:lvl w:ilvl="7" w:tentative="1">
+      <w:start w:val="1"/>
+      <w:numFmt w:val="bullet"/>
+      <w:lvlText w:val=""/>
+      <w:lvlJc w:val="left"/>
+      <w:pPr>
+        <w:tabs>
+          <w:tab w:val="num" w:pos="5760"/>
+        </w:tabs>
+        <w:ind w:left="5760" w:hanging="360"/>
+      </w:pPr>
+      <w:rPr>
+        <w:rFonts w:ascii="Wingdings" w:hAnsi="Wingdings" w:hint="default"/>
+        <w:sz w:val="20"/>
+      </w:rPr>
+    </w:lvl>
+    <w:lvl w:ilvl="8" w:tentative="1">
+      <w:start w:val="1"/>
+      <w:numFmt w:val="bullet"/>
+      <w:lvlText w:val=""/>
+      <w:lvlJc w:val="left"/>
+      <w:pPr>
+        <w:tabs>
+          <w:tab w:val="num" w:pos="6480"/>
+        </w:tabs>
+        <w:ind w:left="6480" w:hanging="360"/>
+      </w:pPr>
+      <w:rPr>
+        <w:rFonts w:ascii="Wingdings" w:hAnsi="Wingdings" w:hint="default"/>
+        <w:sz w:val="20"/>
+      </w:rPr>
+    </w:lvl>
+  </w:abstractNum>
+  <w:abstractNum w:abstractNumId="5" w15:restartNumberingAfterBreak="0">
+    <w:nsid w:val="53C021DE"/>
+    <w:multiLevelType w:val="hybridMultilevel"/>
+    <w:tmpl w:val="A5F66E9C"/>
+    <w:lvl w:ilvl="0" w:tplc="3809000F">
+      <w:start w:val="1"/>
+      <w:numFmt w:val="decimal"/>
+      <w:lvlText w:val="%1."/>
+      <w:lvlJc w:val="left"/>
+      <w:pPr>
+        <w:ind w:left="720" w:hanging="360"/>
+      </w:pPr>
+      <w:rPr>
+        <w:rFonts w:hint="default"/>
+      </w:rPr>
+    </w:lvl>
+    <w:lvl w:ilvl="1" w:tplc="38090019" w:tentative="1">
+      <w:start w:val="1"/>
+      <w:numFmt w:val="lowerLetter"/>
+      <w:lvlText w:val="%2."/>
+      <w:lvlJc w:val="left"/>
+      <w:pPr>
+        <w:ind w:left="1440" w:hanging="360"/>
+      </w:pPr>
+    </w:lvl>
+    <w:lvl w:ilvl="2" w:tplc="3809001B" w:tentative="1">
+      <w:start w:val="1"/>
+      <w:numFmt w:val="lowerRoman"/>
+      <w:lvlText w:val="%3."/>
+      <w:lvlJc w:val="right"/>
+      <w:pPr>
+        <w:ind w:left="2160" w:hanging="180"/>
+      </w:pPr>
+    </w:lvl>
+    <w:lvl w:ilvl="3" w:tplc="3809000F" w:tentative="1">
+      <w:start w:val="1"/>
+      <w:numFmt w:val="decimal"/>
+      <w:lvlText w:val="%4."/>
+      <w:lvlJc w:val="left"/>
+      <w:pPr>
+        <w:ind w:left="2880" w:hanging="360"/>
+      </w:pPr>
+    </w:lvl>
+    <w:lvl w:ilvl="4" w:tplc="38090019" w:tentative="1">
+      <w:start w:val="1"/>
+      <w:numFmt w:val="lowerLetter"/>
+      <w:lvlText w:val="%5."/>
+      <w:lvlJc w:val="left"/>
+      <w:pPr>
+        <w:ind w:left="3600" w:hanging="360"/>
+      </w:pPr>
+    </w:lvl>
+    <w:lvl w:ilvl="5" w:tplc="3809001B" w:tentative="1">
+      <w:start w:val="1"/>
+      <w:numFmt w:val="lowerRoman"/>
+      <w:lvlText w:val="%6."/>
+      <w:lvlJc w:val="right"/>
+      <w:pPr>
+        <w:ind w:left="4320" w:hanging="180"/>
+      </w:pPr>
+    </w:lvl>
+    <w:lvl w:ilvl="6" w:tplc="3809000F" w:tentative="1">
+      <w:start w:val="1"/>
+      <w:numFmt w:val="decimal"/>
+      <w:lvlText w:val="%7."/>
+      <w:lvlJc w:val="left"/>
+      <w:pPr>
+        <w:ind w:left="5040" w:hanging="360"/>
+      </w:pPr>
+    </w:lvl>
+    <w:lvl w:ilvl="7" w:tplc="38090019" w:tentative="1">
+      <w:start w:val="1"/>
+      <w:numFmt w:val="lowerLetter"/>
+      <w:lvlText w:val="%8."/>
+      <w:lvlJc w:val="left"/>
+      <w:pPr>
+        <w:ind w:left="5760" w:hanging="360"/>
+      </w:pPr>
+    </w:lvl>
+    <w:lvl w:ilvl="8" w:tplc="3809001B" w:tentative="1">
+      <w:start w:val="1"/>
+      <w:numFmt w:val="lowerRoman"/>
+      <w:lvlText w:val="%9."/>
+      <w:lvlJc w:val="right"/>
+      <w:pPr>
+        <w:ind w:left="6480" w:hanging="180"/>
+      </w:pPr>
+    </w:lvl>
+  </w:abstractNum>
+  <w:abstractNum w:abstractNumId="6" w15:restartNumberingAfterBreak="0">
+    <w:nsid w:val="59683DE6"/>
+    <w:multiLevelType w:val="hybridMultilevel"/>
+    <w:tmpl w:val="6C6CDBD0"/>
+    <w:lvl w:ilvl="0" w:tplc="3809000F">
+      <w:start w:val="1"/>
+      <w:numFmt w:val="decimal"/>
+      <w:lvlText w:val="%1."/>
+      <w:lvlJc w:val="left"/>
+      <w:pPr>
+        <w:ind w:left="720" w:hanging="360"/>
+      </w:pPr>
+      <w:rPr>
+        <w:rFonts w:hint="default"/>
+      </w:rPr>
+    </w:lvl>
+    <w:lvl w:ilvl="1" w:tplc="38090019" w:tentative="1">
+      <w:start w:val="1"/>
+      <w:numFmt w:val="lowerLetter"/>
+      <w:lvlText w:val="%2."/>
+      <w:lvlJc w:val="left"/>
+      <w:pPr>
+        <w:ind w:left="1440" w:hanging="360"/>
+      </w:pPr>
+    </w:lvl>
+    <w:lvl w:ilvl="2" w:tplc="3809001B" w:tentative="1">
+      <w:start w:val="1"/>
+      <w:numFmt w:val="lowerRoman"/>
+      <w:lvlText w:val="%3."/>
+      <w:lvlJc w:val="right"/>
+      <w:pPr>
+        <w:ind w:left="2160" w:hanging="180"/>
+      </w:pPr>
+    </w:lvl>
+    <w:lvl w:ilvl="3" w:tplc="3809000F" w:tentative="1">
+      <w:start w:val="1"/>
+      <w:numFmt w:val="decimal"/>
+      <w:lvlText w:val="%4."/>
+      <w:lvlJc w:val="left"/>
+      <w:pPr>
+        <w:ind w:left="2880" w:hanging="360"/>
+      </w:pPr>
+    </w:lvl>
+    <w:lvl w:ilvl="4" w:tplc="38090019" w:tentative="1">
+      <w:start w:val="1"/>
+      <w:numFmt w:val="lowerLetter"/>
+      <w:lvlText w:val="%5."/>
+      <w:lvlJc w:val="left"/>
+      <w:pPr>
+        <w:ind w:left="3600" w:hanging="360"/>
+      </w:pPr>
+    </w:lvl>
+    <w:lvl w:ilvl="5" w:tplc="3809001B" w:tentative="1">
+      <w:start w:val="1"/>
+      <w:numFmt w:val="lowerRoman"/>
+      <w:lvlText w:val="%6."/>
+      <w:lvlJc w:val="right"/>
+      <w:pPr>
+        <w:ind w:left="4320" w:hanging="180"/>
+      </w:pPr>
+    </w:lvl>
+    <w:lvl w:ilvl="6" w:tplc="3809000F" w:tentative="1">
+      <w:start w:val="1"/>
+      <w:numFmt w:val="decimal"/>
+      <w:lvlText w:val="%7."/>
+      <w:lvlJc w:val="left"/>
+      <w:pPr>
+        <w:ind w:left="5040" w:hanging="360"/>
+      </w:pPr>
+    </w:lvl>
+    <w:lvl w:ilvl="7" w:tplc="38090019" w:tentative="1">
+      <w:start w:val="1"/>
+      <w:numFmt w:val="lowerLetter"/>
+      <w:lvlText w:val="%8."/>
+      <w:lvlJc w:val="left"/>
+      <w:pPr>
+        <w:ind w:left="5760" w:hanging="360"/>
+      </w:pPr>
+    </w:lvl>
+    <w:lvl w:ilvl="8" w:tplc="3809001B" w:tentative="1">
+      <w:start w:val="1"/>
+      <w:numFmt w:val="lowerRoman"/>
+      <w:lvlText w:val="%9."/>
+      <w:lvlJc w:val="right"/>
+      <w:pPr>
+        <w:ind w:left="6480" w:hanging="180"/>
+      </w:pPr>
+    </w:lvl>
+  </w:abstractNum>
+  <w:num w:numId="1" w16cid:durableId="198589028">
+    <w:abstractNumId w:val="4"/>
+  </w:num>
+  <w:num w:numId="2" w16cid:durableId="154300994">
+    <w:abstractNumId w:val="3"/>
+  </w:num>
+  <w:num w:numId="3" w16cid:durableId="521436284">
+    <w:abstractNumId w:val="0"/>
+  </w:num>
+  <w:num w:numId="4" w16cid:durableId="553467137">
+    <w:abstractNumId w:val="1"/>
+  </w:num>
+  <w:num w:numId="5" w16cid:durableId="1525709666">
+    <w:abstractNumId w:val="6"/>
+  </w:num>
+  <w:num w:numId="6" w16cid:durableId="877426316">
+    <w:abstractNumId w:val="2"/>
+  </w:num>
+  <w:num w:numId="7" w16cid:durableId="1816945155">
+    <w:abstractNumId w:val="5"/>
+  </w:num>
+</w:numbering>
 </file>
 
 <file path=word/styles.xml><?xml version="1.0" encoding="utf-8"?>
@@ -4308,7 +7187,7 @@
   <w:style w:type="paragraph" w:default="1" w:styleId="Normal">
     <w:name w:val="Normal"/>
     <w:qFormat/>
-    <w:rsid w:val="002221B2"/>
+    <w:rsid w:val="00905F86"/>
   </w:style>
   <w:style w:type="paragraph" w:styleId="Heading1">
     <w:name w:val="heading 1"/>
